--- a/semestr1/lab1/LAB1_DOC.docx
+++ b/semestr1/lab1/LAB1_DOC.docx
@@ -7,17 +7,15 @@
         <w:pStyle w:val="Normal"/>
         <w:jc w:val="center"/>
         <w:rPr>
-          <w:rFonts w:ascii="Times New Roman" w:hAnsi="Times New Roman"/>
-          <w:sz w:val="28"/>
-          <w:szCs w:val="28"/>
-          <w:lang w:val="ru-RU"/>
-        </w:rPr>
-      </w:pPr>
-      <w:r>
-        <w:rPr>
-          <w:rFonts w:ascii="Times New Roman" w:hAnsi="Times New Roman"/>
-          <w:sz w:val="28"/>
-          <w:szCs w:val="28"/>
+          <w:sz w:val="32"/>
+          <w:szCs w:val="32"/>
+        </w:rPr>
+      </w:pPr>
+      <w:r>
+        <w:rPr>
+          <w:rFonts w:ascii="Times New Roman" w:hAnsi="Times New Roman"/>
+          <w:sz w:val="32"/>
+          <w:szCs w:val="32"/>
           <w:lang w:val="ru-RU"/>
         </w:rPr>
         <w:t>ПНИПУ</w:t>
@@ -29,36 +27,34 @@
         <w:jc w:val="center"/>
         <w:rPr>
           <w:rFonts w:ascii="Times New Roman" w:hAnsi="Times New Roman"/>
-          <w:sz w:val="28"/>
-          <w:szCs w:val="28"/>
-          <w:lang w:val="ru-RU"/>
-        </w:rPr>
-      </w:pPr>
-      <w:r>
-        <w:rPr>
-          <w:rFonts w:ascii="Times New Roman" w:hAnsi="Times New Roman"/>
-          <w:sz w:val="28"/>
-          <w:szCs w:val="28"/>
-          <w:lang w:val="ru-RU"/>
-        </w:rPr>
-      </w:r>
-    </w:p>
-    <w:p>
-      <w:pPr>
-        <w:pStyle w:val="Normal"/>
-        <w:jc w:val="center"/>
-        <w:rPr>
-          <w:rFonts w:ascii="Times New Roman" w:hAnsi="Times New Roman"/>
-          <w:sz w:val="28"/>
-          <w:szCs w:val="28"/>
-          <w:lang w:val="ru-RU"/>
-        </w:rPr>
-      </w:pPr>
-      <w:r>
-        <w:rPr>
-          <w:rFonts w:ascii="Times New Roman" w:hAnsi="Times New Roman"/>
-          <w:sz w:val="28"/>
-          <w:szCs w:val="28"/>
+          <w:sz w:val="32"/>
+          <w:szCs w:val="32"/>
+          <w:lang w:val="ru-RU"/>
+        </w:rPr>
+      </w:pPr>
+      <w:r>
+        <w:rPr>
+          <w:rFonts w:ascii="Times New Roman" w:hAnsi="Times New Roman"/>
+          <w:sz w:val="32"/>
+          <w:szCs w:val="32"/>
+          <w:lang w:val="ru-RU"/>
+        </w:rPr>
+      </w:r>
+    </w:p>
+    <w:p>
+      <w:pPr>
+        <w:pStyle w:val="Normal"/>
+        <w:jc w:val="center"/>
+        <w:rPr>
+          <w:sz w:val="32"/>
+          <w:szCs w:val="32"/>
+        </w:rPr>
+      </w:pPr>
+      <w:r>
+        <w:rPr>
+          <w:rFonts w:ascii="Times New Roman" w:hAnsi="Times New Roman"/>
+          <w:sz w:val="32"/>
+          <w:szCs w:val="32"/>
           <w:lang w:val="ru-RU"/>
         </w:rPr>
         <w:t>Отчет по дисциплинам:</w:t>
@@ -69,17 +65,15 @@
         <w:pStyle w:val="Normal"/>
         <w:jc w:val="center"/>
         <w:rPr>
-          <w:rFonts w:ascii="Times New Roman" w:hAnsi="Times New Roman"/>
-          <w:sz w:val="28"/>
-          <w:szCs w:val="28"/>
-          <w:lang w:val="ru-RU"/>
-        </w:rPr>
-      </w:pPr>
-      <w:r>
-        <w:rPr>
-          <w:rFonts w:ascii="Times New Roman" w:hAnsi="Times New Roman"/>
-          <w:sz w:val="28"/>
-          <w:szCs w:val="28"/>
+          <w:sz w:val="32"/>
+          <w:szCs w:val="32"/>
+        </w:rPr>
+      </w:pPr>
+      <w:r>
+        <w:rPr>
+          <w:rFonts w:ascii="Times New Roman" w:hAnsi="Times New Roman"/>
+          <w:sz w:val="32"/>
+          <w:szCs w:val="32"/>
           <w:lang w:val="ru-RU"/>
         </w:rPr>
         <w:t>«Информатика»</w:t>
@@ -90,17 +84,15 @@
         <w:pStyle w:val="Normal"/>
         <w:jc w:val="center"/>
         <w:rPr>
-          <w:rFonts w:ascii="Times New Roman" w:hAnsi="Times New Roman"/>
-          <w:sz w:val="28"/>
-          <w:szCs w:val="28"/>
-          <w:lang w:val="ru-RU"/>
-        </w:rPr>
-      </w:pPr>
-      <w:r>
-        <w:rPr>
-          <w:rFonts w:ascii="Times New Roman" w:hAnsi="Times New Roman"/>
-          <w:sz w:val="28"/>
-          <w:szCs w:val="28"/>
+          <w:sz w:val="32"/>
+          <w:szCs w:val="32"/>
+        </w:rPr>
+      </w:pPr>
+      <w:r>
+        <w:rPr>
+          <w:rFonts w:ascii="Times New Roman" w:hAnsi="Times New Roman"/>
+          <w:sz w:val="32"/>
+          <w:szCs w:val="32"/>
           <w:lang w:val="ru-RU"/>
         </w:rPr>
         <w:t>«Основы алгоритмизации и программирования»</w:t>
@@ -111,17 +103,15 @@
         <w:pStyle w:val="Normal"/>
         <w:jc w:val="center"/>
         <w:rPr>
-          <w:rFonts w:ascii="Times New Roman" w:hAnsi="Times New Roman"/>
-          <w:sz w:val="28"/>
-          <w:szCs w:val="28"/>
-          <w:lang w:val="ru-RU"/>
-        </w:rPr>
-      </w:pPr>
-      <w:r>
-        <w:rPr>
-          <w:rFonts w:ascii="Times New Roman" w:hAnsi="Times New Roman"/>
-          <w:sz w:val="28"/>
-          <w:szCs w:val="28"/>
+          <w:sz w:val="32"/>
+          <w:szCs w:val="32"/>
+        </w:rPr>
+      </w:pPr>
+      <w:r>
+        <w:rPr>
+          <w:rFonts w:ascii="Times New Roman" w:hAnsi="Times New Roman"/>
+          <w:sz w:val="32"/>
+          <w:szCs w:val="32"/>
           <w:lang w:val="ru-RU"/>
         </w:rPr>
         <w:t>«Введение в инженерную деятельность»</w:t>
@@ -131,13 +121,30 @@
       <w:pPr>
         <w:pStyle w:val="Normal"/>
         <w:jc w:val="center"/>
+        <w:rPr>
+          <w:sz w:val="32"/>
+          <w:szCs w:val="32"/>
+        </w:rPr>
+      </w:pPr>
+      <w:r>
         <w:rPr>
           <w:rFonts w:ascii="Times New Roman" w:hAnsi="Times New Roman"/>
           <w:b/>
           <w:bCs/>
-          <w:sz w:val="28"/>
-          <w:szCs w:val="28"/>
-          <w:lang w:val="ru-RU"/>
+          <w:sz w:val="32"/>
+          <w:szCs w:val="32"/>
+          <w:lang w:val="ru-RU"/>
+        </w:rPr>
+        <w:t>Лабораторная работа №1</w:t>
+      </w:r>
+    </w:p>
+    <w:p>
+      <w:pPr>
+        <w:pStyle w:val="Normal"/>
+        <w:jc w:val="center"/>
+        <w:rPr>
+          <w:sz w:val="32"/>
+          <w:szCs w:val="32"/>
         </w:rPr>
       </w:pPr>
       <w:r>
@@ -145,33 +152,8 @@
           <w:rFonts w:ascii="Times New Roman" w:hAnsi="Times New Roman"/>
           <w:b/>
           <w:bCs/>
-          <w:sz w:val="28"/>
-          <w:szCs w:val="28"/>
-          <w:lang w:val="ru-RU"/>
-        </w:rPr>
-        <w:t>Лабораторная работа №1</w:t>
-      </w:r>
-    </w:p>
-    <w:p>
-      <w:pPr>
-        <w:pStyle w:val="Normal"/>
-        <w:jc w:val="center"/>
-        <w:rPr>
-          <w:rFonts w:ascii="Times New Roman" w:hAnsi="Times New Roman"/>
-          <w:b/>
-          <w:bCs/>
-          <w:sz w:val="28"/>
-          <w:szCs w:val="28"/>
-          <w:lang w:val="ru-RU"/>
-        </w:rPr>
-      </w:pPr>
-      <w:r>
-        <w:rPr>
-          <w:rFonts w:ascii="Times New Roman" w:hAnsi="Times New Roman"/>
-          <w:b/>
-          <w:bCs/>
-          <w:sz w:val="28"/>
-          <w:szCs w:val="28"/>
+          <w:sz w:val="32"/>
+          <w:szCs w:val="32"/>
           <w:lang w:val="ru-RU"/>
         </w:rPr>
         <w:t>«Знакомство с Си++. Выполнение программы простой структуры»</w:t>
@@ -1348,7 +1330,7 @@
           <w:lang w:val="ru-RU"/>
         </w:rPr>
         <w:drawing>
-          <wp:anchor behindDoc="0" distT="0" distB="0" distL="0" distR="0" simplePos="0" locked="0" layoutInCell="0" allowOverlap="1" relativeHeight="7">
+          <wp:anchor behindDoc="0" distT="0" distB="0" distL="0" distR="0" simplePos="0" locked="0" layoutInCell="0" allowOverlap="1" relativeHeight="6">
             <wp:simplePos x="0" y="0"/>
             <wp:positionH relativeFrom="column">
               <wp:align>center</wp:align>
@@ -1394,7 +1376,7 @@
           </wp:anchor>
         </w:drawing>
         <w:drawing>
-          <wp:anchor behindDoc="0" distT="0" distB="0" distL="0" distR="0" simplePos="0" locked="0" layoutInCell="0" allowOverlap="1" relativeHeight="8">
+          <wp:anchor behindDoc="0" distT="0" distB="0" distL="0" distR="0" simplePos="0" locked="0" layoutInCell="0" allowOverlap="1" relativeHeight="7">
             <wp:simplePos x="0" y="0"/>
             <wp:positionH relativeFrom="column">
               <wp:posOffset>104775</wp:posOffset>
@@ -2995,7 +2977,7 @@
     <w:pPr>
       <w:widowControl/>
       <w:suppressAutoHyphens w:val="true"/>
-      <w:overflowPunct w:val="false"/>
+      <w:overflowPunct w:val="true"/>
       <w:bidi w:val="0"/>
       <w:spacing w:before="0" w:after="0"/>
       <w:jc w:val="start"/>
@@ -4443,36 +4425,36 @@
       <w:u w:val="none"/>
     </w:rPr>
   </w:style>
+  <w:style w:type="character" w:styleId="user">
+    <w:name w:val="Символ сноски (user)"/>
+    <w:qFormat/>
+    <w:rPr/>
+  </w:style>
+  <w:style w:type="character" w:styleId="user1">
+    <w:name w:val="Символ концевой сноски (user)"/>
+    <w:qFormat/>
+    <w:rPr/>
+  </w:style>
   <w:style w:type="character" w:styleId="Style15">
-    <w:name w:val="Символ сноски"/>
+    <w:name w:val="Исходный текст"/>
+    <w:qFormat/>
+    <w:rPr>
+      <w:rFonts w:ascii="Liberation Mono" w:hAnsi="Liberation Mono" w:eastAsia="NSimSun" w:cs="Liberation Mono"/>
+    </w:rPr>
+  </w:style>
+  <w:style w:type="character" w:styleId="Style16">
+    <w:name w:val="Маркеры"/>
+    <w:qFormat/>
+    <w:rPr>
+      <w:rFonts w:ascii="OpenSymbol" w:hAnsi="OpenSymbol" w:eastAsia="OpenSymbol" w:cs="OpenSymbol"/>
+    </w:rPr>
+  </w:style>
+  <w:style w:type="character" w:styleId="Style17">
+    <w:name w:val="Символ нумерации"/>
     <w:qFormat/>
     <w:rPr/>
   </w:style>
-  <w:style w:type="character" w:styleId="Style16">
-    <w:name w:val="Символ концевой сноски"/>
-    <w:qFormat/>
-    <w:rPr/>
-  </w:style>
-  <w:style w:type="character" w:styleId="user">
-    <w:name w:val="Исходный текст (user)"/>
-    <w:qFormat/>
-    <w:rPr>
-      <w:rFonts w:ascii="Liberation Mono" w:hAnsi="Liberation Mono" w:eastAsia="NSimSun" w:cs="Liberation Mono"/>
-    </w:rPr>
-  </w:style>
-  <w:style w:type="character" w:styleId="user1">
-    <w:name w:val="Маркеры (user)"/>
-    <w:qFormat/>
-    <w:rPr>
-      <w:rFonts w:ascii="OpenSymbol" w:hAnsi="OpenSymbol" w:eastAsia="OpenSymbol" w:cs="OpenSymbol"/>
-    </w:rPr>
-  </w:style>
-  <w:style w:type="character" w:styleId="user2">
-    <w:name w:val="Символ нумерации (user)"/>
-    <w:qFormat/>
-    <w:rPr/>
-  </w:style>
-  <w:style w:type="paragraph" w:styleId="Style17">
+  <w:style w:type="paragraph" w:styleId="Style18">
     <w:name w:val="Заголовок"/>
     <w:basedOn w:val="Normal"/>
     <w:next w:val="BodyText"/>
@@ -4519,7 +4501,7 @@
       <w:szCs w:val="24"/>
     </w:rPr>
   </w:style>
-  <w:style w:type="paragraph" w:styleId="Style18">
+  <w:style w:type="paragraph" w:styleId="Style19">
     <w:name w:val="Указатель"/>
     <w:basedOn w:val="Normal"/>
     <w:qFormat/>
@@ -4530,7 +4512,7 @@
       <w:rFonts w:cs="Lucida Sans"/>
     </w:rPr>
   </w:style>
-  <w:style w:type="paragraph" w:styleId="user3">
+  <w:style w:type="paragraph" w:styleId="user2">
     <w:name w:val="Заголовок (user)"/>
     <w:basedOn w:val="Normal"/>
     <w:next w:val="BodyText"/>
@@ -4545,7 +4527,7 @@
       <w:szCs w:val="28"/>
     </w:rPr>
   </w:style>
-  <w:style w:type="paragraph" w:styleId="user4">
+  <w:style w:type="paragraph" w:styleId="user3">
     <w:name w:val="Указатель (user)"/>
     <w:basedOn w:val="Normal"/>
     <w:qFormat/>

--- a/semestr1/lab1/LAB1_DOC.docx
+++ b/semestr1/lab1/LAB1_DOC.docx
@@ -7,18 +7,17 @@
         <w:pStyle w:val="Normal"/>
         <w:jc w:val="center"/>
         <w:rPr>
+          <w:lang w:val="ru-RU"/>
+        </w:rPr>
+      </w:pPr>
+      <w:r>
+        <w:rPr>
+          <w:rFonts w:ascii="Times New Roman" w:hAnsi="Times New Roman"/>
           <w:sz w:val="32"/>
           <w:szCs w:val="32"/>
-        </w:rPr>
-      </w:pPr>
-      <w:r>
-        <w:rPr>
-          <w:rFonts w:ascii="Times New Roman" w:hAnsi="Times New Roman"/>
-          <w:sz w:val="32"/>
-          <w:szCs w:val="32"/>
-          <w:lang w:val="ru-RU"/>
-        </w:rPr>
-        <w:t>ПНИПУ</w:t>
+          <w:lang w:val="ru-RU"/>
+        </w:rPr>
+        <w:t>Пермский Национально Исследовательский Политехнический Университет</w:t>
       </w:r>
     </w:p>
     <w:p>
@@ -2977,7 +2976,7 @@
     <w:pPr>
       <w:widowControl/>
       <w:suppressAutoHyphens w:val="true"/>
-      <w:overflowPunct w:val="true"/>
+      <w:overflowPunct w:val="false"/>
       <w:bidi w:val="0"/>
       <w:spacing w:before="0" w:after="0"/>
       <w:jc w:val="start"/>
@@ -4425,36 +4424,36 @@
       <w:u w:val="none"/>
     </w:rPr>
   </w:style>
+  <w:style w:type="character" w:styleId="Style15">
+    <w:name w:val="Символ сноски"/>
+    <w:qFormat/>
+    <w:rPr/>
+  </w:style>
+  <w:style w:type="character" w:styleId="Style16">
+    <w:name w:val="Символ концевой сноски"/>
+    <w:qFormat/>
+    <w:rPr/>
+  </w:style>
   <w:style w:type="character" w:styleId="user">
-    <w:name w:val="Символ сноски (user)"/>
+    <w:name w:val="Исходный текст (user)"/>
+    <w:qFormat/>
+    <w:rPr>
+      <w:rFonts w:ascii="Liberation Mono" w:hAnsi="Liberation Mono" w:eastAsia="NSimSun" w:cs="Liberation Mono"/>
+    </w:rPr>
+  </w:style>
+  <w:style w:type="character" w:styleId="user1">
+    <w:name w:val="Маркеры (user)"/>
+    <w:qFormat/>
+    <w:rPr>
+      <w:rFonts w:ascii="OpenSymbol" w:hAnsi="OpenSymbol" w:eastAsia="OpenSymbol" w:cs="OpenSymbol"/>
+    </w:rPr>
+  </w:style>
+  <w:style w:type="character" w:styleId="user2">
+    <w:name w:val="Символ нумерации (user)"/>
     <w:qFormat/>
     <w:rPr/>
   </w:style>
-  <w:style w:type="character" w:styleId="user1">
-    <w:name w:val="Символ концевой сноски (user)"/>
-    <w:qFormat/>
-    <w:rPr/>
-  </w:style>
-  <w:style w:type="character" w:styleId="Style15">
-    <w:name w:val="Исходный текст"/>
-    <w:qFormat/>
-    <w:rPr>
-      <w:rFonts w:ascii="Liberation Mono" w:hAnsi="Liberation Mono" w:eastAsia="NSimSun" w:cs="Liberation Mono"/>
-    </w:rPr>
-  </w:style>
-  <w:style w:type="character" w:styleId="Style16">
-    <w:name w:val="Маркеры"/>
-    <w:qFormat/>
-    <w:rPr>
-      <w:rFonts w:ascii="OpenSymbol" w:hAnsi="OpenSymbol" w:eastAsia="OpenSymbol" w:cs="OpenSymbol"/>
-    </w:rPr>
-  </w:style>
-  <w:style w:type="character" w:styleId="Style17">
-    <w:name w:val="Символ нумерации"/>
-    <w:qFormat/>
-    <w:rPr/>
-  </w:style>
-  <w:style w:type="paragraph" w:styleId="Style18">
+  <w:style w:type="paragraph" w:styleId="Style17">
     <w:name w:val="Заголовок"/>
     <w:basedOn w:val="Normal"/>
     <w:next w:val="BodyText"/>
@@ -4501,7 +4500,7 @@
       <w:szCs w:val="24"/>
     </w:rPr>
   </w:style>
-  <w:style w:type="paragraph" w:styleId="Style19">
+  <w:style w:type="paragraph" w:styleId="Style18">
     <w:name w:val="Указатель"/>
     <w:basedOn w:val="Normal"/>
     <w:qFormat/>
@@ -4512,7 +4511,7 @@
       <w:rFonts w:cs="Lucida Sans"/>
     </w:rPr>
   </w:style>
-  <w:style w:type="paragraph" w:styleId="user2">
+  <w:style w:type="paragraph" w:styleId="user3">
     <w:name w:val="Заголовок (user)"/>
     <w:basedOn w:val="Normal"/>
     <w:next w:val="BodyText"/>
@@ -4527,7 +4526,7 @@
       <w:szCs w:val="28"/>
     </w:rPr>
   </w:style>
-  <w:style w:type="paragraph" w:styleId="user3">
+  <w:style w:type="paragraph" w:styleId="user4">
     <w:name w:val="Указатель (user)"/>
     <w:basedOn w:val="Normal"/>
     <w:qFormat/>

--- a/semestr1/lab1/LAB1_DOC.docx
+++ b/semestr1/lab1/LAB1_DOC.docx
@@ -5,24 +5,30 @@
     <w:p>
       <w:pPr>
         <w:pStyle w:val="Normal"/>
-        <w:jc w:val="center"/>
-        <w:rPr>
-          <w:lang w:val="ru-RU"/>
-        </w:rPr>
-      </w:pPr>
-      <w:r>
-        <w:rPr>
-          <w:rFonts w:ascii="Times New Roman" w:hAnsi="Times New Roman"/>
+        <w:spacing w:lineRule="auto" w:line="240"/>
+        <w:jc w:val="center"/>
+        <w:rPr>
+          <w:rFonts w:ascii="Times New Roman" w:hAnsi="Times New Roman"/>
+          <w:b/>
+          <w:bCs/>
+        </w:rPr>
+      </w:pPr>
+      <w:r>
+        <w:rPr>
+          <w:rFonts w:ascii="Times New Roman" w:hAnsi="Times New Roman"/>
+          <w:b/>
+          <w:bCs/>
           <w:sz w:val="32"/>
           <w:szCs w:val="32"/>
           <w:lang w:val="ru-RU"/>
         </w:rPr>
-        <w:t>Пермский Национально Исследовательский Политехнический Университет</w:t>
-      </w:r>
-    </w:p>
-    <w:p>
-      <w:pPr>
-        <w:pStyle w:val="Normal"/>
+        <w:t>ПЕРМСКИЙ НАЦИОНАЛЬНЫЙ ИССЛЕДОВАТЕЛЬСКИЙ ПОЛИТЕХНИЧЕСКИЙ УНИВЕРСИТЕТ</w:t>
+      </w:r>
+    </w:p>
+    <w:p>
+      <w:pPr>
+        <w:pStyle w:val="Normal"/>
+        <w:spacing w:lineRule="auto" w:line="240"/>
         <w:jc w:val="center"/>
         <w:rPr>
           <w:rFonts w:ascii="Times New Roman" w:hAnsi="Times New Roman"/>
@@ -43,10 +49,29 @@
     <w:p>
       <w:pPr>
         <w:pStyle w:val="Normal"/>
-        <w:jc w:val="center"/>
-        <w:rPr>
+        <w:spacing w:lineRule="auto" w:line="240"/>
+        <w:jc w:val="center"/>
+        <w:rPr>
+          <w:rFonts w:ascii="Times New Roman" w:hAnsi="Times New Roman"/>
+        </w:rPr>
+      </w:pPr>
+      <w:r>
+        <w:rPr>
+          <w:rFonts w:ascii="Times New Roman" w:hAnsi="Times New Roman"/>
           <w:sz w:val="32"/>
           <w:szCs w:val="32"/>
+          <w:lang w:val="ru-RU"/>
+        </w:rPr>
+        <w:t>Отчет по дисциплинам:</w:t>
+      </w:r>
+    </w:p>
+    <w:p>
+      <w:pPr>
+        <w:pStyle w:val="Normal"/>
+        <w:spacing w:lineRule="auto" w:line="240"/>
+        <w:jc w:val="center"/>
+        <w:rPr>
+          <w:rFonts w:ascii="Times New Roman" w:hAnsi="Times New Roman"/>
         </w:rPr>
       </w:pPr>
       <w:r>
@@ -56,16 +81,35 @@
           <w:szCs w:val="32"/>
           <w:lang w:val="ru-RU"/>
         </w:rPr>
-        <w:t>Отчет по дисциплинам:</w:t>
-      </w:r>
-    </w:p>
-    <w:p>
-      <w:pPr>
-        <w:pStyle w:val="Normal"/>
-        <w:jc w:val="center"/>
-        <w:rPr>
+        <w:t>«Информатика»</w:t>
+      </w:r>
+    </w:p>
+    <w:p>
+      <w:pPr>
+        <w:pStyle w:val="Normal"/>
+        <w:spacing w:lineRule="auto" w:line="240"/>
+        <w:jc w:val="center"/>
+        <w:rPr>
+          <w:rFonts w:ascii="Times New Roman" w:hAnsi="Times New Roman"/>
+        </w:rPr>
+      </w:pPr>
+      <w:r>
+        <w:rPr>
+          <w:rFonts w:ascii="Times New Roman" w:hAnsi="Times New Roman"/>
           <w:sz w:val="32"/>
           <w:szCs w:val="32"/>
+          <w:lang w:val="ru-RU"/>
+        </w:rPr>
+        <w:t>«Основы алгоритмизации и программирования»</w:t>
+      </w:r>
+    </w:p>
+    <w:p>
+      <w:pPr>
+        <w:pStyle w:val="Normal"/>
+        <w:spacing w:lineRule="auto" w:line="240"/>
+        <w:jc w:val="center"/>
+        <w:rPr>
+          <w:rFonts w:ascii="Times New Roman" w:hAnsi="Times New Roman"/>
         </w:rPr>
       </w:pPr>
       <w:r>
@@ -75,122 +119,83 @@
           <w:szCs w:val="32"/>
           <w:lang w:val="ru-RU"/>
         </w:rPr>
-        <w:t>«Информатика»</w:t>
-      </w:r>
-    </w:p>
-    <w:p>
-      <w:pPr>
-        <w:pStyle w:val="Normal"/>
-        <w:jc w:val="center"/>
-        <w:rPr>
+        <w:t>«Введение в инженерную деятельность»</w:t>
+      </w:r>
+    </w:p>
+    <w:p>
+      <w:pPr>
+        <w:pStyle w:val="Normal"/>
+        <w:spacing w:lineRule="auto" w:line="240"/>
+        <w:jc w:val="center"/>
+        <w:rPr>
+          <w:rFonts w:ascii="Times New Roman" w:hAnsi="Times New Roman"/>
+        </w:rPr>
+      </w:pPr>
+      <w:r>
+        <w:rPr>
+          <w:rFonts w:ascii="Times New Roman" w:hAnsi="Times New Roman"/>
+          <w:b/>
+          <w:bCs/>
           <w:sz w:val="32"/>
           <w:szCs w:val="32"/>
-        </w:rPr>
-      </w:pPr>
-      <w:r>
-        <w:rPr>
-          <w:rFonts w:ascii="Times New Roman" w:hAnsi="Times New Roman"/>
+          <w:lang w:val="ru-RU"/>
+        </w:rPr>
+        <w:t>Лабораторная работа №1</w:t>
+      </w:r>
+    </w:p>
+    <w:p>
+      <w:pPr>
+        <w:pStyle w:val="Normal"/>
+        <w:spacing w:lineRule="auto" w:line="240"/>
+        <w:jc w:val="center"/>
+        <w:rPr>
+          <w:rFonts w:ascii="Times New Roman" w:hAnsi="Times New Roman"/>
+        </w:rPr>
+      </w:pPr>
+      <w:r>
+        <w:rPr>
+          <w:rFonts w:ascii="Times New Roman" w:hAnsi="Times New Roman"/>
+          <w:b/>
+          <w:bCs/>
           <w:sz w:val="32"/>
           <w:szCs w:val="32"/>
           <w:lang w:val="ru-RU"/>
         </w:rPr>
-        <w:t>«Основы алгоритмизации и программирования»</w:t>
-      </w:r>
-    </w:p>
-    <w:p>
-      <w:pPr>
-        <w:pStyle w:val="Normal"/>
-        <w:jc w:val="center"/>
-        <w:rPr>
-          <w:sz w:val="32"/>
-          <w:szCs w:val="32"/>
-        </w:rPr>
-      </w:pPr>
-      <w:r>
-        <w:rPr>
-          <w:rFonts w:ascii="Times New Roman" w:hAnsi="Times New Roman"/>
-          <w:sz w:val="32"/>
-          <w:szCs w:val="32"/>
-          <w:lang w:val="ru-RU"/>
-        </w:rPr>
-        <w:t>«Введение в инженерную деятельность»</w:t>
-      </w:r>
-    </w:p>
-    <w:p>
-      <w:pPr>
-        <w:pStyle w:val="Normal"/>
-        <w:jc w:val="center"/>
-        <w:rPr>
-          <w:sz w:val="32"/>
-          <w:szCs w:val="32"/>
-        </w:rPr>
-      </w:pPr>
-      <w:r>
-        <w:rPr>
-          <w:rFonts w:ascii="Times New Roman" w:hAnsi="Times New Roman"/>
-          <w:b/>
-          <w:bCs/>
-          <w:sz w:val="32"/>
-          <w:szCs w:val="32"/>
-          <w:lang w:val="ru-RU"/>
-        </w:rPr>
-        <w:t>Лабораторная работа №1</w:t>
-      </w:r>
-    </w:p>
-    <w:p>
-      <w:pPr>
-        <w:pStyle w:val="Normal"/>
-        <w:jc w:val="center"/>
-        <w:rPr>
-          <w:sz w:val="32"/>
-          <w:szCs w:val="32"/>
-        </w:rPr>
-      </w:pPr>
-      <w:r>
-        <w:rPr>
-          <w:rFonts w:ascii="Times New Roman" w:hAnsi="Times New Roman"/>
-          <w:b/>
-          <w:bCs/>
-          <w:sz w:val="32"/>
-          <w:szCs w:val="32"/>
-          <w:lang w:val="ru-RU"/>
-        </w:rPr>
         <w:t>«Знакомство с Си++. Выполнение программы простой структуры»</w:t>
       </w:r>
     </w:p>
     <w:p>
       <w:pPr>
         <w:pStyle w:val="Normal"/>
-        <w:jc w:val="center"/>
-        <w:rPr>
-          <w:rFonts w:ascii="Times New Roman" w:hAnsi="Times New Roman"/>
-          <w:b/>
-          <w:bCs/>
-          <w:sz w:val="28"/>
-          <w:szCs w:val="28"/>
-          <w:lang w:val="ru-RU"/>
-        </w:rPr>
-      </w:pPr>
-      <w:r>
-        <w:rPr>
-          <w:rFonts w:ascii="Times New Roman" w:hAnsi="Times New Roman"/>
-          <w:b/>
-          <w:bCs/>
-          <w:sz w:val="28"/>
-          <w:szCs w:val="28"/>
-          <w:lang w:val="ru-RU"/>
-        </w:rPr>
-      </w:r>
-    </w:p>
-    <w:p>
-      <w:pPr>
-        <w:pStyle w:val="Normal"/>
-        <w:jc w:val="center"/>
-        <w:rPr>
-          <w:rFonts w:ascii="Times New Roman" w:hAnsi="Times New Roman"/>
-          <w:sz w:val="28"/>
-          <w:szCs w:val="28"/>
-          <w:lang w:val="ru-RU"/>
+        <w:spacing w:lineRule="auto" w:line="240"/>
+        <w:jc w:val="center"/>
+        <w:rPr>
+          <w:rFonts w:ascii="Times New Roman" w:hAnsi="Times New Roman"/>
+          <w:b/>
+          <w:bCs/>
+          <w:sz w:val="28"/>
+          <w:szCs w:val="28"/>
+          <w:lang w:val="ru-RU"/>
+        </w:rPr>
+      </w:pPr>
+      <w:r>
+        <w:rPr>
+          <w:rFonts w:ascii="Times New Roman" w:hAnsi="Times New Roman"/>
+          <w:b/>
+          <w:bCs/>
+          <w:sz w:val="28"/>
+          <w:szCs w:val="28"/>
+          <w:lang w:val="ru-RU"/>
+        </w:rPr>
+      </w:r>
+    </w:p>
+    <w:p>
+      <w:pPr>
+        <w:pStyle w:val="Normal"/>
+        <w:spacing w:lineRule="auto" w:line="240"/>
+        <w:jc w:val="center"/>
+        <w:rPr>
+          <w:rFonts w:ascii="Times New Roman" w:hAnsi="Times New Roman"/>
         </w:rPr>
       </w:pPr>
       <w:r>
@@ -206,32 +211,31 @@
     <w:p>
       <w:pPr>
         <w:pStyle w:val="Normal"/>
-        <w:jc w:val="center"/>
-        <w:rPr>
-          <w:rFonts w:ascii="Times New Roman" w:hAnsi="Times New Roman"/>
-          <w:sz w:val="28"/>
-          <w:szCs w:val="28"/>
-          <w:lang w:val="ru-RU"/>
-        </w:rPr>
-      </w:pPr>
-      <w:r>
-        <w:rPr>
-          <w:rFonts w:ascii="Times New Roman" w:hAnsi="Times New Roman"/>
-          <w:sz w:val="28"/>
-          <w:szCs w:val="28"/>
-          <w:lang w:val="ru-RU"/>
-        </w:rPr>
-      </w:r>
-    </w:p>
-    <w:p>
-      <w:pPr>
-        <w:pStyle w:val="Normal"/>
+        <w:spacing w:lineRule="auto" w:line="240"/>
+        <w:jc w:val="center"/>
+        <w:rPr>
+          <w:rFonts w:ascii="Times New Roman" w:hAnsi="Times New Roman"/>
+          <w:sz w:val="28"/>
+          <w:szCs w:val="28"/>
+          <w:lang w:val="ru-RU"/>
+        </w:rPr>
+      </w:pPr>
+      <w:r>
+        <w:rPr>
+          <w:rFonts w:ascii="Times New Roman" w:hAnsi="Times New Roman"/>
+          <w:sz w:val="28"/>
+          <w:szCs w:val="28"/>
+          <w:lang w:val="ru-RU"/>
+        </w:rPr>
+      </w:r>
+    </w:p>
+    <w:p>
+      <w:pPr>
+        <w:pStyle w:val="Normal"/>
+        <w:spacing w:lineRule="auto" w:line="240"/>
         <w:jc w:val="end"/>
         <w:rPr>
           <w:rFonts w:ascii="Times New Roman" w:hAnsi="Times New Roman"/>
-          <w:sz w:val="28"/>
-          <w:szCs w:val="28"/>
-          <w:lang w:val="ru-RU"/>
         </w:rPr>
       </w:pPr>
       <w:r>
@@ -247,12 +251,10 @@
     <w:p>
       <w:pPr>
         <w:pStyle w:val="Normal"/>
+        <w:spacing w:lineRule="auto" w:line="240"/>
         <w:jc w:val="end"/>
         <w:rPr>
           <w:rFonts w:ascii="Times New Roman" w:hAnsi="Times New Roman"/>
-          <w:sz w:val="28"/>
-          <w:szCs w:val="28"/>
-          <w:lang w:val="ru-RU"/>
         </w:rPr>
       </w:pPr>
       <w:r>
@@ -268,12 +270,10 @@
     <w:p>
       <w:pPr>
         <w:pStyle w:val="Normal"/>
+        <w:spacing w:lineRule="auto" w:line="240"/>
         <w:jc w:val="end"/>
         <w:rPr>
           <w:rFonts w:ascii="Times New Roman" w:hAnsi="Times New Roman"/>
-          <w:sz w:val="28"/>
-          <w:szCs w:val="28"/>
-          <w:lang w:val="ru-RU"/>
         </w:rPr>
       </w:pPr>
       <w:r>
@@ -289,6 +289,7 @@
     <w:p>
       <w:pPr>
         <w:pStyle w:val="Normal"/>
+        <w:spacing w:lineRule="auto" w:line="240"/>
         <w:jc w:val="end"/>
         <w:rPr>
           <w:rFonts w:ascii="Times New Roman" w:hAnsi="Times New Roman"/>
@@ -309,12 +310,10 @@
     <w:p>
       <w:pPr>
         <w:pStyle w:val="Normal"/>
+        <w:spacing w:lineRule="auto" w:line="240"/>
         <w:jc w:val="end"/>
         <w:rPr>
           <w:rFonts w:ascii="Times New Roman" w:hAnsi="Times New Roman"/>
-          <w:sz w:val="28"/>
-          <w:szCs w:val="28"/>
-          <w:lang w:val="ru-RU"/>
         </w:rPr>
       </w:pPr>
       <w:r>
@@ -330,12 +329,10 @@
     <w:p>
       <w:pPr>
         <w:pStyle w:val="Normal"/>
+        <w:spacing w:lineRule="auto" w:line="240"/>
         <w:jc w:val="end"/>
         <w:rPr>
           <w:rFonts w:ascii="Times New Roman" w:hAnsi="Times New Roman"/>
-          <w:sz w:val="28"/>
-          <w:szCs w:val="28"/>
-          <w:lang w:val="ru-RU"/>
         </w:rPr>
       </w:pPr>
       <w:r>
@@ -351,12 +348,10 @@
     <w:p>
       <w:pPr>
         <w:pStyle w:val="Normal"/>
+        <w:spacing w:lineRule="auto" w:line="240"/>
         <w:jc w:val="end"/>
         <w:rPr>
           <w:rFonts w:ascii="Times New Roman" w:hAnsi="Times New Roman"/>
-          <w:sz w:val="28"/>
-          <w:szCs w:val="28"/>
-          <w:lang w:val="ru-RU"/>
         </w:rPr>
       </w:pPr>
       <w:r>
@@ -815,9 +810,6 @@
         <w:jc w:val="center"/>
         <w:rPr>
           <w:rFonts w:ascii="Times New Roman" w:hAnsi="Times New Roman"/>
-          <w:sz w:val="28"/>
-          <w:szCs w:val="28"/>
-          <w:lang w:val="ru-RU"/>
         </w:rPr>
       </w:pPr>
       <w:r>
@@ -840,23 +832,29 @@
         <w:jc w:val="center"/>
         <w:rPr>
           <w:rFonts w:ascii="Times New Roman" w:hAnsi="Times New Roman"/>
-          <w:b/>
-          <w:bCs/>
-          <w:sz w:val="28"/>
-          <w:szCs w:val="28"/>
-          <w:lang w:val="ru-RU"/>
-        </w:rPr>
-      </w:pPr>
-      <w:r>
-        <w:rPr>
-          <w:rFonts w:ascii="Times New Roman" w:hAnsi="Times New Roman"/>
-          <w:b/>
-          <w:bCs/>
-          <w:sz w:val="28"/>
-          <w:szCs w:val="28"/>
-          <w:lang w:val="ru-RU"/>
-        </w:rPr>
-        <w:t>1. Постановка задачи</w:t>
+        </w:rPr>
+      </w:pPr>
+      <w:r>
+        <w:rPr>
+          <w:rFonts w:ascii="Times New Roman" w:hAnsi="Times New Roman"/>
+          <w:b/>
+          <w:bCs/>
+          <w:sz w:val="28"/>
+          <w:szCs w:val="28"/>
+          <w:lang w:val="ru-RU"/>
+        </w:rPr>
+        <w:t xml:space="preserve">1. </w:t>
+      </w:r>
+      <w:r>
+        <w:rPr>
+          <w:rFonts w:ascii="Times New Roman" w:hAnsi="Times New Roman"/>
+          <w:b/>
+          <w:bCs/>
+          <w:sz w:val="28"/>
+          <w:szCs w:val="28"/>
+          <w:lang w:val="ru-RU"/>
+        </w:rPr>
+        <w:t>ПОСТАНОВКА ЗАДАЧИ</w:t>
       </w:r>
     </w:p>
     <w:p>
@@ -865,9 +863,6 @@
         <w:jc w:val="start"/>
         <w:rPr>
           <w:rFonts w:ascii="Times New Roman" w:hAnsi="Times New Roman"/>
-          <w:sz w:val="28"/>
-          <w:szCs w:val="28"/>
-          <w:lang w:val="ru-RU"/>
         </w:rPr>
       </w:pPr>
       <w:r>
@@ -886,13 +881,12 @@
         <w:jc w:val="start"/>
         <w:rPr>
           <w:rFonts w:ascii="Times New Roman" w:hAnsi="Times New Roman"/>
-          <w:sz w:val="28"/>
-          <w:szCs w:val="28"/>
-          <w:lang w:val="ru-RU"/>
-        </w:rPr>
-      </w:pPr>
-      <w:r>
-        <w:rPr/>
+        </w:rPr>
+      </w:pPr>
+      <w:r>
+        <w:rPr>
+          <w:rFonts w:ascii="Times New Roman" w:hAnsi="Times New Roman"/>
+        </w:rPr>
       </w:r>
       <m:oMath xmlns:m="http://schemas.openxmlformats.org/officeDocument/2006/math">
         <m:f>
@@ -1043,36 +1037,37 @@
         <w:jc w:val="center"/>
         <w:rPr>
           <w:rFonts w:ascii="Times New Roman" w:hAnsi="Times New Roman"/>
-          <w:b/>
-          <w:bCs/>
-          <w:sz w:val="28"/>
-          <w:szCs w:val="28"/>
-          <w:lang w:val="ru-RU"/>
-        </w:rPr>
-      </w:pPr>
-      <w:r>
-        <w:rPr>
-          <w:rFonts w:ascii="Times New Roman" w:hAnsi="Times New Roman"/>
-          <w:b/>
-          <w:bCs/>
-          <w:sz w:val="28"/>
-          <w:szCs w:val="28"/>
-          <w:lang w:val="ru-RU"/>
-        </w:rPr>
-        <w:t>2. Методы решения</w:t>
-      </w:r>
-    </w:p>
-    <w:p>
-      <w:pPr>
-        <w:pStyle w:val="Normal"/>
-        <w:jc w:val="start"/>
-        <w:rPr>
-          <w:rFonts w:ascii="Times New Roman" w:hAnsi="Times New Roman"/>
-          <w:b w:val="false"/>
-          <w:bCs w:val="false"/>
-          <w:sz w:val="28"/>
-          <w:szCs w:val="28"/>
-          <w:lang w:val="ru-RU"/>
+        </w:rPr>
+      </w:pPr>
+      <w:r>
+        <w:rPr>
+          <w:rFonts w:ascii="Times New Roman" w:hAnsi="Times New Roman"/>
+          <w:b/>
+          <w:bCs/>
+          <w:sz w:val="28"/>
+          <w:szCs w:val="28"/>
+          <w:lang w:val="ru-RU"/>
+        </w:rPr>
+        <w:t xml:space="preserve">2. </w:t>
+      </w:r>
+      <w:r>
+        <w:rPr>
+          <w:rFonts w:ascii="Times New Roman" w:hAnsi="Times New Roman"/>
+          <w:b/>
+          <w:bCs/>
+          <w:sz w:val="28"/>
+          <w:szCs w:val="28"/>
+          <w:lang w:val="ru-RU"/>
+        </w:rPr>
+        <w:t>МЕТОДЫ РЕШЕНИЯ</w:t>
+      </w:r>
+    </w:p>
+    <w:p>
+      <w:pPr>
+        <w:pStyle w:val="Normal"/>
+        <w:jc w:val="both"/>
+        <w:rPr>
+          <w:rFonts w:ascii="Times New Roman" w:hAnsi="Times New Roman"/>
         </w:rPr>
       </w:pPr>
       <w:r>
@@ -1094,8 +1089,10 @@
           <w:ilvl w:val="0"/>
           <w:numId w:val="1"/>
         </w:numPr>
-        <w:jc w:val="start"/>
-        <w:rPr/>
+        <w:jc w:val="both"/>
+        <w:rPr>
+          <w:rFonts w:ascii="Times New Roman" w:hAnsi="Times New Roman"/>
+        </w:rPr>
       </w:pPr>
       <w:r>
         <w:rPr>
@@ -1116,8 +1113,10 @@
           <w:ilvl w:val="1"/>
           <w:numId w:val="1"/>
         </w:numPr>
-        <w:jc w:val="start"/>
-        <w:rPr/>
+        <w:jc w:val="both"/>
+        <w:rPr>
+          <w:rFonts w:ascii="Times New Roman" w:hAnsi="Times New Roman"/>
+        </w:rPr>
       </w:pPr>
       <w:r>
         <w:rPr>
@@ -1149,8 +1148,10 @@
           <w:ilvl w:val="1"/>
           <w:numId w:val="1"/>
         </w:numPr>
-        <w:jc w:val="start"/>
-        <w:rPr/>
+        <w:jc w:val="both"/>
+        <w:rPr>
+          <w:rFonts w:ascii="Times New Roman" w:hAnsi="Times New Roman"/>
+        </w:rPr>
       </w:pPr>
       <w:r>
         <w:rPr>
@@ -1193,8 +1194,10 @@
           <w:ilvl w:val="0"/>
           <w:numId w:val="1"/>
         </w:numPr>
-        <w:jc w:val="start"/>
-        <w:rPr/>
+        <w:jc w:val="both"/>
+        <w:rPr>
+          <w:rFonts w:ascii="Times New Roman" w:hAnsi="Times New Roman"/>
+        </w:rPr>
       </w:pPr>
       <w:r>
         <w:rPr>
@@ -1215,7 +1218,12 @@
           <w:ilvl w:val="1"/>
           <w:numId w:val="1"/>
         </w:numPr>
-        <w:jc w:val="start"/>
+        <w:jc w:val="both"/>
+        <w:rPr>
+          <w:rFonts w:ascii="Times New Roman" w:hAnsi="Times New Roman"/>
+        </w:rPr>
+      </w:pPr>
+      <w:r>
         <w:rPr>
           <w:rFonts w:ascii="Times New Roman" w:hAnsi="Times New Roman"/>
           <w:b w:val="false"/>
@@ -1224,7 +1232,8 @@
           <w:szCs w:val="28"/>
           <w:lang w:val="ru-RU"/>
         </w:rPr>
-      </w:pPr>
+        <w:t xml:space="preserve">Целочисленные переменные типа int (n, m, r), </w:t>
+      </w:r>
       <w:r>
         <w:rPr>
           <w:rFonts w:ascii="Times New Roman" w:hAnsi="Times New Roman"/>
@@ -1234,51 +1243,95 @@
           <w:szCs w:val="28"/>
           <w:lang w:val="ru-RU"/>
         </w:rPr>
-        <w:t>Целочисленные переменные типа int (n, m, r)</w:t>
-      </w:r>
-    </w:p>
-    <w:p>
-      <w:pPr>
-        <w:pStyle w:val="Normal"/>
-        <w:jc w:val="start"/>
-        <w:rPr>
-          <w:rFonts w:ascii="Times New Roman" w:hAnsi="Times New Roman"/>
-          <w:sz w:val="28"/>
-          <w:szCs w:val="28"/>
-          <w:lang w:val="ru-RU"/>
-        </w:rPr>
-      </w:pPr>
-      <w:r>
-        <w:rPr>
-          <w:rFonts w:ascii="Times New Roman" w:hAnsi="Times New Roman"/>
-          <w:sz w:val="28"/>
-          <w:szCs w:val="28"/>
-          <w:lang w:val="ru-RU"/>
-        </w:rPr>
-      </w:r>
-    </w:p>
-    <w:p>
-      <w:pPr>
-        <w:pStyle w:val="Normal"/>
-        <w:jc w:val="center"/>
-        <w:rPr>
-          <w:rFonts w:ascii="Times New Roman" w:hAnsi="Times New Roman"/>
-          <w:b/>
-          <w:bCs/>
-          <w:sz w:val="28"/>
-          <w:szCs w:val="28"/>
-          <w:lang w:val="ru-RU"/>
-        </w:rPr>
-      </w:pPr>
-      <w:r>
-        <w:rPr>
-          <w:rFonts w:ascii="Times New Roman" w:hAnsi="Times New Roman"/>
-          <w:b/>
-          <w:bCs/>
-          <w:sz w:val="28"/>
-          <w:szCs w:val="28"/>
-          <w:lang w:val="ru-RU"/>
-        </w:rPr>
+        <w:t xml:space="preserve">так как изначальные значения для </w:t>
+      </w:r>
+      <w:r>
+        <w:rPr>
+          <w:rFonts w:ascii="Times New Roman" w:hAnsi="Times New Roman"/>
+          <w:b w:val="false"/>
+          <w:bCs w:val="false"/>
+          <w:sz w:val="28"/>
+          <w:szCs w:val="28"/>
+          <w:lang w:val="en-US"/>
+        </w:rPr>
+        <w:t xml:space="preserve">n </w:t>
+      </w:r>
+      <w:r>
+        <w:rPr>
+          <w:rFonts w:ascii="Times New Roman" w:hAnsi="Times New Roman"/>
+          <w:b w:val="false"/>
+          <w:bCs w:val="false"/>
+          <w:sz w:val="28"/>
+          <w:szCs w:val="28"/>
+          <w:lang w:val="ru-RU"/>
+        </w:rPr>
+        <w:t xml:space="preserve">и </w:t>
+      </w:r>
+      <w:r>
+        <w:rPr>
+          <w:rFonts w:ascii="Times New Roman" w:hAnsi="Times New Roman"/>
+          <w:b w:val="false"/>
+          <w:bCs w:val="false"/>
+          <w:sz w:val="28"/>
+          <w:szCs w:val="28"/>
+          <w:lang w:val="en-US"/>
+        </w:rPr>
+        <w:t xml:space="preserve">m </w:t>
+      </w:r>
+      <w:r>
+        <w:rPr>
+          <w:rFonts w:ascii="Times New Roman" w:hAnsi="Times New Roman"/>
+          <w:b w:val="false"/>
+          <w:bCs w:val="false"/>
+          <w:sz w:val="28"/>
+          <w:szCs w:val="28"/>
+          <w:lang w:val="ru-RU"/>
+        </w:rPr>
+        <w:t xml:space="preserve">не даны, то возьмем </w:t>
+      </w:r>
+      <w:r>
+        <w:rPr>
+          <w:rFonts w:ascii="Times New Roman" w:hAnsi="Times New Roman"/>
+          <w:b w:val="false"/>
+          <w:bCs w:val="false"/>
+          <w:sz w:val="28"/>
+          <w:szCs w:val="28"/>
+          <w:lang w:val="en-US"/>
+        </w:rPr>
+        <w:t xml:space="preserve">n=10 </w:t>
+      </w:r>
+      <w:r>
+        <w:rPr>
+          <w:rFonts w:ascii="Times New Roman" w:hAnsi="Times New Roman"/>
+          <w:b w:val="false"/>
+          <w:bCs w:val="false"/>
+          <w:sz w:val="28"/>
+          <w:szCs w:val="28"/>
+          <w:lang w:val="ru-RU"/>
+        </w:rPr>
+        <w:t xml:space="preserve">и </w:t>
+      </w:r>
+      <w:r>
+        <w:rPr>
+          <w:rFonts w:ascii="Times New Roman" w:hAnsi="Times New Roman"/>
+          <w:b w:val="false"/>
+          <w:bCs w:val="false"/>
+          <w:sz w:val="28"/>
+          <w:szCs w:val="28"/>
+          <w:lang w:val="en-US"/>
+        </w:rPr>
+        <w:t xml:space="preserve">m=2, </w:t>
+      </w:r>
+      <w:r>
+        <w:rPr>
+          <w:rFonts w:ascii="Times New Roman" w:hAnsi="Times New Roman"/>
+          <w:b w:val="false"/>
+          <w:bCs w:val="false"/>
+          <w:sz w:val="28"/>
+          <w:szCs w:val="28"/>
+          <w:lang w:val="ru-RU"/>
+        </w:rPr>
+        <w:t>результаты работы программы для задания 2 будут для этих значений.</w:t>
       </w:r>
       <w:r>
         <w:br w:type="page"/>
@@ -1291,45 +1344,80 @@
         <w:jc w:val="center"/>
         <w:rPr>
           <w:rFonts w:ascii="Times New Roman" w:hAnsi="Times New Roman"/>
-          <w:b/>
-          <w:bCs/>
-          <w:sz w:val="28"/>
-          <w:szCs w:val="28"/>
-          <w:lang w:val="ru-RU"/>
-        </w:rPr>
-      </w:pPr>
-      <w:r>
-        <w:rPr>
-          <w:rFonts w:ascii="Times New Roman" w:hAnsi="Times New Roman"/>
-          <w:b/>
-          <w:bCs/>
-          <w:sz w:val="28"/>
-          <w:szCs w:val="28"/>
-          <w:lang w:val="ru-RU"/>
-        </w:rPr>
-        <w:t>3. Блок-схемы алгоритмов задания 1 и задания 2</w:t>
-      </w:r>
-    </w:p>
-    <w:p>
-      <w:pPr>
-        <w:pStyle w:val="Normal"/>
-        <w:jc w:val="center"/>
-        <w:rPr>
-          <w:rFonts w:ascii="Times New Roman" w:hAnsi="Times New Roman"/>
-          <w:sz w:val="28"/>
-          <w:szCs w:val="28"/>
-          <w:lang w:val="ru-RU"/>
-        </w:rPr>
-      </w:pPr>
-      <w:r>
-        <w:rPr>
-          <w:rFonts w:ascii="Times New Roman" w:hAnsi="Times New Roman"/>
+        </w:rPr>
+      </w:pPr>
+      <w:r>
+        <w:rPr>
+          <w:rFonts w:ascii="Times New Roman" w:hAnsi="Times New Roman"/>
+          <w:b/>
+          <w:bCs/>
+          <w:sz w:val="28"/>
+          <w:szCs w:val="28"/>
+          <w:lang w:val="ru-RU"/>
+        </w:rPr>
+        <w:t xml:space="preserve">3. </w:t>
+      </w:r>
+      <w:r>
+        <w:rPr>
+          <w:rFonts w:ascii="Times New Roman" w:hAnsi="Times New Roman"/>
+          <w:b/>
+          <w:bCs/>
+          <w:sz w:val="28"/>
+          <w:szCs w:val="28"/>
+          <w:lang w:val="ru-RU"/>
+        </w:rPr>
+        <w:t>БЛОК-СХЕМЫ</w:t>
+      </w:r>
+    </w:p>
+    <w:p>
+      <w:pPr>
+        <w:pStyle w:val="Normal"/>
+        <w:jc w:val="center"/>
+        <w:rPr>
+          <w:rFonts w:ascii="Times New Roman" w:hAnsi="Times New Roman"/>
+          <w:b/>
+          <w:bCs/>
+          <w:sz w:val="28"/>
+          <w:szCs w:val="28"/>
+          <w:lang w:val="ru-RU"/>
+        </w:rPr>
+      </w:pPr>
+      <w:r>
+        <w:rPr>
+          <w:rFonts w:ascii="Times New Roman" w:hAnsi="Times New Roman"/>
+          <w:b/>
+          <w:bCs/>
+          <w:sz w:val="28"/>
+          <w:szCs w:val="28"/>
+          <w:lang w:val="ru-RU"/>
+        </w:rPr>
+        <w:t>Задание 1</w:t>
+      </w:r>
+    </w:p>
+    <w:p>
+      <w:pPr>
+        <w:pStyle w:val="Normal"/>
+        <w:jc w:val="center"/>
+        <w:rPr>
+          <w:rFonts w:ascii="Times New Roman" w:hAnsi="Times New Roman"/>
+          <w:b/>
+          <w:bCs/>
+          <w:sz w:val="28"/>
+          <w:szCs w:val="28"/>
+          <w:lang w:val="ru-RU"/>
+        </w:rPr>
+      </w:pPr>
+      <w:r>
+        <w:rPr>
+          <w:rFonts w:ascii="Times New Roman" w:hAnsi="Times New Roman"/>
+          <w:b/>
+          <w:bCs/>
           <w:sz w:val="28"/>
           <w:szCs w:val="28"/>
           <w:lang w:val="ru-RU"/>
         </w:rPr>
         <w:drawing>
-          <wp:anchor behindDoc="0" distT="0" distB="0" distL="0" distR="0" simplePos="0" locked="0" layoutInCell="0" allowOverlap="1" relativeHeight="6">
+          <wp:anchor behindDoc="0" distT="0" distB="0" distL="0" distR="0" simplePos="0" locked="0" layoutInCell="0" allowOverlap="1" relativeHeight="8">
             <wp:simplePos x="0" y="0"/>
             <wp:positionH relativeFrom="column">
               <wp:align>center</wp:align>
@@ -1337,10 +1425,10 @@
             <wp:positionV relativeFrom="paragraph">
               <wp:posOffset>635</wp:posOffset>
             </wp:positionV>
-            <wp:extent cx="6120130" cy="4799330"/>
+            <wp:extent cx="4097655" cy="4104005"/>
             <wp:effectExtent l="0" t="0" r="0" b="0"/>
             <wp:wrapSquare wrapText="largest"/>
-            <wp:docPr id="1" name="Изображение5" descr="" title=""/>
+            <wp:docPr id="1" name="Изображение6" descr="" title=""/>
             <wp:cNvGraphicFramePr>
               <a:graphicFrameLocks xmlns:a="http://schemas.openxmlformats.org/drawingml/2006/main" noChangeAspect="1"/>
             </wp:cNvGraphicFramePr>
@@ -1348,7 +1436,7 @@
               <a:graphicData uri="http://schemas.openxmlformats.org/drawingml/2006/picture">
                 <pic:pic xmlns:pic="http://schemas.openxmlformats.org/drawingml/2006/picture">
                   <pic:nvPicPr>
-                    <pic:cNvPr id="1" name="Изображение5" descr="" title=""/>
+                    <pic:cNvPr id="1" name="Изображение6" descr="" title=""/>
                     <pic:cNvPicPr>
                       <a:picLocks noChangeAspect="1" noChangeArrowheads="1"/>
                     </pic:cNvPicPr>
@@ -1362,7 +1450,7 @@
                   <pic:spPr bwMode="auto">
                     <a:xfrm>
                       <a:off x="0" y="0"/>
-                      <a:ext cx="6120130" cy="4799330"/>
+                      <a:ext cx="4097655" cy="4104005"/>
                     </a:xfrm>
                     <a:prstGeom prst="rect">
                       <a:avLst/>
@@ -1374,19 +1462,39 @@
             </a:graphic>
           </wp:anchor>
         </w:drawing>
+      </w:r>
+    </w:p>
+    <w:p>
+      <w:pPr>
+        <w:pStyle w:val="Normal"/>
+        <w:jc w:val="center"/>
+        <w:rPr>
+          <w:rFonts w:ascii="Times New Roman" w:hAnsi="Times New Roman"/>
+          <w:sz w:val="28"/>
+          <w:szCs w:val="28"/>
+          <w:lang w:val="ru-RU"/>
+        </w:rPr>
+      </w:pPr>
+      <w:r>
+        <w:rPr>
+          <w:rFonts w:ascii="Times New Roman" w:hAnsi="Times New Roman"/>
+          <w:sz w:val="28"/>
+          <w:szCs w:val="28"/>
+          <w:lang w:val="ru-RU"/>
+        </w:rPr>
         <w:drawing>
           <wp:anchor behindDoc="0" distT="0" distB="0" distL="0" distR="0" simplePos="0" locked="0" layoutInCell="0" allowOverlap="1" relativeHeight="7">
             <wp:simplePos x="0" y="0"/>
             <wp:positionH relativeFrom="column">
-              <wp:posOffset>104775</wp:posOffset>
+              <wp:posOffset>946785</wp:posOffset>
             </wp:positionH>
             <wp:positionV relativeFrom="paragraph">
-              <wp:posOffset>4798695</wp:posOffset>
+              <wp:posOffset>3893185</wp:posOffset>
             </wp:positionV>
-            <wp:extent cx="6120130" cy="3977640"/>
+            <wp:extent cx="4219575" cy="4745355"/>
             <wp:effectExtent l="0" t="0" r="0" b="0"/>
             <wp:wrapSquare wrapText="largest"/>
-            <wp:docPr id="2" name="Изображение6" descr="" title=""/>
+            <wp:docPr id="2" name="Изображение5" descr="" title=""/>
             <wp:cNvGraphicFramePr>
               <a:graphicFrameLocks xmlns:a="http://schemas.openxmlformats.org/drawingml/2006/main" noChangeAspect="1"/>
             </wp:cNvGraphicFramePr>
@@ -1394,7 +1502,7 @@
               <a:graphicData uri="http://schemas.openxmlformats.org/drawingml/2006/picture">
                 <pic:pic xmlns:pic="http://schemas.openxmlformats.org/drawingml/2006/picture">
                   <pic:nvPicPr>
-                    <pic:cNvPr id="2" name="Изображение6" descr="" title=""/>
+                    <pic:cNvPr id="2" name="Изображение5" descr="" title=""/>
                     <pic:cNvPicPr>
                       <a:picLocks noChangeAspect="1" noChangeArrowheads="1"/>
                     </pic:cNvPicPr>
@@ -1408,7 +1516,7 @@
                   <pic:spPr bwMode="auto">
                     <a:xfrm>
                       <a:off x="0" y="0"/>
-                      <a:ext cx="6120130" cy="3977640"/>
+                      <a:ext cx="4219575" cy="4745355"/>
                     </a:xfrm>
                     <a:prstGeom prst="rect">
                       <a:avLst/>
@@ -1448,7 +1556,159 @@
           <w:szCs w:val="28"/>
           <w:lang w:val="ru-RU"/>
         </w:rPr>
-        <w:t xml:space="preserve">4. Код на </w:t>
+        <w:t>Задание 2</w:t>
+      </w:r>
+    </w:p>
+    <w:p>
+      <w:pPr>
+        <w:pStyle w:val="Normal"/>
+        <w:spacing w:before="0" w:after="0"/>
+        <w:jc w:val="center"/>
+        <w:rPr>
+          <w:rFonts w:ascii="Times New Roman" w:hAnsi="Times New Roman"/>
+          <w:b/>
+          <w:bCs/>
+          <w:sz w:val="28"/>
+          <w:szCs w:val="28"/>
+          <w:lang w:val="ru-RU"/>
+        </w:rPr>
+      </w:pPr>
+      <w:r>
+        <w:rPr>
+          <w:rFonts w:ascii="Times New Roman" w:hAnsi="Times New Roman"/>
+          <w:b/>
+          <w:bCs/>
+          <w:sz w:val="28"/>
+          <w:szCs w:val="28"/>
+          <w:lang w:val="ru-RU"/>
+        </w:rPr>
+        <w:drawing>
+          <wp:anchor behindDoc="0" distT="0" distB="0" distL="0" distR="0" simplePos="0" locked="0" layoutInCell="0" allowOverlap="1" relativeHeight="9">
+            <wp:simplePos x="0" y="0"/>
+            <wp:positionH relativeFrom="column">
+              <wp:posOffset>200660</wp:posOffset>
+            </wp:positionH>
+            <wp:positionV relativeFrom="paragraph">
+              <wp:posOffset>4767580</wp:posOffset>
+            </wp:positionV>
+            <wp:extent cx="5524500" cy="4371975"/>
+            <wp:effectExtent l="0" t="0" r="0" b="0"/>
+            <wp:wrapSquare wrapText="largest"/>
+            <wp:docPr id="3" name="Изображение8" descr="" title=""/>
+            <wp:cNvGraphicFramePr>
+              <a:graphicFrameLocks xmlns:a="http://schemas.openxmlformats.org/drawingml/2006/main" noChangeAspect="1"/>
+            </wp:cNvGraphicFramePr>
+            <a:graphic xmlns:a="http://schemas.openxmlformats.org/drawingml/2006/main">
+              <a:graphicData uri="http://schemas.openxmlformats.org/drawingml/2006/picture">
+                <pic:pic xmlns:pic="http://schemas.openxmlformats.org/drawingml/2006/picture">
+                  <pic:nvPicPr>
+                    <pic:cNvPr id="3" name="Изображение8" descr="" title=""/>
+                    <pic:cNvPicPr>
+                      <a:picLocks noChangeAspect="1" noChangeArrowheads="1"/>
+                    </pic:cNvPicPr>
+                  </pic:nvPicPr>
+                  <pic:blipFill>
+                    <a:blip r:embed="rId4"/>
+                    <a:stretch>
+                      <a:fillRect/>
+                    </a:stretch>
+                  </pic:blipFill>
+                  <pic:spPr bwMode="auto">
+                    <a:xfrm>
+                      <a:off x="0" y="0"/>
+                      <a:ext cx="5524500" cy="4371975"/>
+                    </a:xfrm>
+                    <a:prstGeom prst="rect">
+                      <a:avLst/>
+                    </a:prstGeom>
+                    <a:noFill/>
+                  </pic:spPr>
+                </pic:pic>
+              </a:graphicData>
+            </a:graphic>
+          </wp:anchor>
+        </w:drawing>
+        <w:drawing>
+          <wp:anchor behindDoc="0" distT="0" distB="0" distL="0" distR="0" simplePos="0" locked="0" layoutInCell="0" allowOverlap="1" relativeHeight="10">
+            <wp:simplePos x="0" y="0"/>
+            <wp:positionH relativeFrom="column">
+              <wp:align>center</wp:align>
+            </wp:positionH>
+            <wp:positionV relativeFrom="paragraph">
+              <wp:posOffset>635</wp:posOffset>
+            </wp:positionV>
+            <wp:extent cx="5364480" cy="4768215"/>
+            <wp:effectExtent l="0" t="0" r="0" b="0"/>
+            <wp:wrapSquare wrapText="largest"/>
+            <wp:docPr id="4" name="Изображение7" descr="" title=""/>
+            <wp:cNvGraphicFramePr>
+              <a:graphicFrameLocks xmlns:a="http://schemas.openxmlformats.org/drawingml/2006/main" noChangeAspect="1"/>
+            </wp:cNvGraphicFramePr>
+            <a:graphic xmlns:a="http://schemas.openxmlformats.org/drawingml/2006/main">
+              <a:graphicData uri="http://schemas.openxmlformats.org/drawingml/2006/picture">
+                <pic:pic xmlns:pic="http://schemas.openxmlformats.org/drawingml/2006/picture">
+                  <pic:nvPicPr>
+                    <pic:cNvPr id="4" name="Изображение7" descr="" title=""/>
+                    <pic:cNvPicPr>
+                      <a:picLocks noChangeAspect="1" noChangeArrowheads="1"/>
+                    </pic:cNvPicPr>
+                  </pic:nvPicPr>
+                  <pic:blipFill>
+                    <a:blip r:embed="rId5"/>
+                    <a:stretch>
+                      <a:fillRect/>
+                    </a:stretch>
+                  </pic:blipFill>
+                  <pic:spPr bwMode="auto">
+                    <a:xfrm>
+                      <a:off x="0" y="0"/>
+                      <a:ext cx="5364480" cy="4768215"/>
+                    </a:xfrm>
+                    <a:prstGeom prst="rect">
+                      <a:avLst/>
+                    </a:prstGeom>
+                    <a:noFill/>
+                  </pic:spPr>
+                </pic:pic>
+              </a:graphicData>
+            </a:graphic>
+          </wp:anchor>
+        </w:drawing>
+      </w:r>
+      <w:r>
+        <w:br w:type="page"/>
+      </w:r>
+    </w:p>
+    <w:p>
+      <w:pPr>
+        <w:pStyle w:val="Normal"/>
+        <w:spacing w:before="0" w:after="0"/>
+        <w:jc w:val="center"/>
+        <w:rPr>
+          <w:rFonts w:ascii="Times New Roman" w:hAnsi="Times New Roman"/>
+        </w:rPr>
+      </w:pPr>
+      <w:r>
+        <w:rPr>
+          <w:rFonts w:ascii="Times New Roman" w:hAnsi="Times New Roman"/>
+          <w:b/>
+          <w:bCs/>
+          <w:sz w:val="28"/>
+          <w:szCs w:val="28"/>
+          <w:lang w:val="ru-RU"/>
+        </w:rPr>
+        <w:t xml:space="preserve">4. </w:t>
+      </w:r>
+      <w:r>
+        <w:rPr>
+          <w:rFonts w:ascii="Times New Roman" w:hAnsi="Times New Roman"/>
+          <w:b/>
+          <w:bCs/>
+          <w:sz w:val="28"/>
+          <w:szCs w:val="28"/>
+          <w:lang w:val="ru-RU"/>
+        </w:rPr>
+        <w:t xml:space="preserve">КОД НА </w:t>
       </w:r>
       <w:r>
         <w:rPr>
@@ -1459,20 +1719,26 @@
           <w:szCs w:val="28"/>
           <w:lang w:val="en-US"/>
         </w:rPr>
-        <w:t>C++</w:t>
-      </w:r>
-    </w:p>
-    <w:p>
-      <w:pPr>
-        <w:pStyle w:val="Normal"/>
-        <w:jc w:val="center"/>
-        <w:rPr>
-          <w:rFonts w:ascii="Times New Roman" w:hAnsi="Times New Roman"/>
-          <w:b/>
-          <w:bCs/>
-          <w:sz w:val="28"/>
-          <w:szCs w:val="28"/>
-          <w:lang w:val="ru-RU"/>
+        <w:t>C</w:t>
+      </w:r>
+      <w:r>
+        <w:rPr>
+          <w:rFonts w:ascii="Times New Roman" w:hAnsi="Times New Roman"/>
+          <w:b/>
+          <w:bCs/>
+          <w:sz w:val="28"/>
+          <w:szCs w:val="28"/>
+          <w:lang w:val="ru-RU"/>
+        </w:rPr>
+        <w:t>++</w:t>
+      </w:r>
+    </w:p>
+    <w:p>
+      <w:pPr>
+        <w:pStyle w:val="Normal"/>
+        <w:jc w:val="center"/>
+        <w:rPr>
+          <w:rFonts w:ascii="Times New Roman" w:hAnsi="Times New Roman"/>
         </w:rPr>
       </w:pPr>
       <w:r>
@@ -1506,7 +1772,7 @@
           <w:lang w:val="ru-RU"/>
         </w:rPr>
         <w:drawing>
-          <wp:anchor behindDoc="0" distT="0" distB="0" distL="0" distR="0" simplePos="0" locked="0" layoutInCell="0" allowOverlap="1" relativeHeight="5">
+          <wp:anchor behindDoc="0" distT="0" distB="0" distL="0" distR="0" simplePos="0" locked="0" layoutInCell="0" allowOverlap="1" relativeHeight="4">
             <wp:simplePos x="0" y="0"/>
             <wp:positionH relativeFrom="column">
               <wp:align>center</wp:align>
@@ -1517,7 +1783,7 @@
             <wp:extent cx="6120130" cy="8347075"/>
             <wp:effectExtent l="0" t="0" r="0" b="0"/>
             <wp:wrapSquare wrapText="largest"/>
-            <wp:docPr id="3" name="Изображение1" descr="" title=""/>
+            <wp:docPr id="5" name="Изображение1" descr="" title=""/>
             <wp:cNvGraphicFramePr>
               <a:graphicFrameLocks xmlns:a="http://schemas.openxmlformats.org/drawingml/2006/main" noChangeAspect="1"/>
             </wp:cNvGraphicFramePr>
@@ -1525,13 +1791,13 @@
               <a:graphicData uri="http://schemas.openxmlformats.org/drawingml/2006/picture">
                 <pic:pic xmlns:pic="http://schemas.openxmlformats.org/drawingml/2006/picture">
                   <pic:nvPicPr>
-                    <pic:cNvPr id="3" name="Изображение1" descr="" title=""/>
+                    <pic:cNvPr id="5" name="Изображение1" descr="" title=""/>
                     <pic:cNvPicPr>
                       <a:picLocks noChangeAspect="1" noChangeArrowheads="1"/>
                     </pic:cNvPicPr>
                   </pic:nvPicPr>
                   <pic:blipFill>
-                    <a:blip r:embed="rId4"/>
+                    <a:blip r:embed="rId6"/>
                     <a:stretch>
                       <a:fillRect/>
                     </a:stretch>
@@ -1585,19 +1851,28 @@
     <w:p>
       <w:pPr>
         <w:pStyle w:val="Normal"/>
-        <w:jc w:val="center"/>
-        <w:rPr>
-          <w:rFonts w:ascii="Times New Roman" w:hAnsi="Times New Roman"/>
-          <w:b/>
-          <w:bCs/>
-          <w:sz w:val="28"/>
-          <w:szCs w:val="28"/>
-          <w:lang w:val="ru-RU"/>
-        </w:rPr>
-      </w:pPr>
-      <w:r>
+        <w:spacing w:before="0" w:after="0"/>
+        <w:jc w:val="center"/>
+        <w:rPr>
+          <w:rFonts w:ascii="Times New Roman" w:hAnsi="Times New Roman"/>
+          <w:b/>
+          <w:bCs/>
+          <w:sz w:val="28"/>
+          <w:szCs w:val="28"/>
+          <w:lang w:val="ru-RU"/>
+        </w:rPr>
+      </w:pPr>
+      <w:r>
+        <w:rPr>
+          <w:rFonts w:ascii="Times New Roman" w:hAnsi="Times New Roman"/>
+          <w:b/>
+          <w:bCs/>
+          <w:sz w:val="28"/>
+          <w:szCs w:val="28"/>
+          <w:lang w:val="ru-RU"/>
+        </w:rPr>
         <w:drawing>
-          <wp:anchor behindDoc="0" distT="0" distB="0" distL="0" distR="0" simplePos="0" locked="0" layoutInCell="0" allowOverlap="1" relativeHeight="2">
+          <wp:anchor behindDoc="0" distT="0" distB="0" distL="0" distR="0" simplePos="0" locked="0" layoutInCell="0" allowOverlap="1" relativeHeight="6">
             <wp:simplePos x="0" y="0"/>
             <wp:positionH relativeFrom="column">
               <wp:align>center</wp:align>
@@ -1605,10 +1880,10 @@
             <wp:positionV relativeFrom="paragraph">
               <wp:posOffset>635</wp:posOffset>
             </wp:positionV>
-            <wp:extent cx="5819775" cy="4619625"/>
+            <wp:extent cx="5676900" cy="4676775"/>
             <wp:effectExtent l="0" t="0" r="0" b="0"/>
             <wp:wrapSquare wrapText="largest"/>
-            <wp:docPr id="4" name="Изображение3" descr="" title=""/>
+            <wp:docPr id="6" name="Изображение3" descr="" title=""/>
             <wp:cNvGraphicFramePr>
               <a:graphicFrameLocks xmlns:a="http://schemas.openxmlformats.org/drawingml/2006/main" noChangeAspect="1"/>
             </wp:cNvGraphicFramePr>
@@ -1616,13 +1891,13 @@
               <a:graphicData uri="http://schemas.openxmlformats.org/drawingml/2006/picture">
                 <pic:pic xmlns:pic="http://schemas.openxmlformats.org/drawingml/2006/picture">
                   <pic:nvPicPr>
-                    <pic:cNvPr id="4" name="Изображение3" descr="" title=""/>
+                    <pic:cNvPr id="6" name="Изображение3" descr="" title=""/>
                     <pic:cNvPicPr>
                       <a:picLocks noChangeAspect="1" noChangeArrowheads="1"/>
                     </pic:cNvPicPr>
                   </pic:nvPicPr>
                   <pic:blipFill>
-                    <a:blip r:embed="rId5"/>
+                    <a:blip r:embed="rId7"/>
                     <a:stretch>
                       <a:fillRect/>
                     </a:stretch>
@@ -1630,7 +1905,7 @@
                   <pic:spPr bwMode="auto">
                     <a:xfrm>
                       <a:off x="0" y="0"/>
-                      <a:ext cx="5819775" cy="4619625"/>
+                      <a:ext cx="5676900" cy="4676775"/>
                     </a:xfrm>
                     <a:prstGeom prst="rect">
                       <a:avLst/>
@@ -1643,49 +1918,598 @@
           </wp:anchor>
         </w:drawing>
       </w:r>
-      <w:r>
-        <w:rPr>
-          <w:rFonts w:ascii="Times New Roman" w:hAnsi="Times New Roman"/>
-          <w:b/>
-          <w:bCs/>
-          <w:sz w:val="28"/>
-          <w:szCs w:val="28"/>
-          <w:lang w:val="ru-RU"/>
-        </w:rPr>
-        <w:t>5. Результаты работы программ</w:t>
-      </w:r>
-    </w:p>
-    <w:p>
-      <w:pPr>
-        <w:pStyle w:val="Normal"/>
-        <w:jc w:val="center"/>
-        <w:rPr>
-          <w:rFonts w:ascii="Times New Roman" w:hAnsi="Times New Roman"/>
-          <w:sz w:val="28"/>
-          <w:szCs w:val="28"/>
-          <w:lang w:val="ru-RU"/>
-        </w:rPr>
-      </w:pPr>
-      <w:r>
-        <w:rPr>
-          <w:rFonts w:ascii="Times New Roman" w:hAnsi="Times New Roman"/>
-          <w:sz w:val="28"/>
-          <w:szCs w:val="28"/>
-          <w:lang w:val="ru-RU"/>
-        </w:rPr>
-      </w:r>
-    </w:p>
-    <w:p>
-      <w:pPr>
-        <w:pStyle w:val="Normal"/>
-        <w:jc w:val="center"/>
-        <w:rPr>
-          <w:rFonts w:ascii="Times New Roman" w:hAnsi="Times New Roman"/>
-          <w:b/>
-          <w:bCs/>
-          <w:sz w:val="28"/>
-          <w:szCs w:val="28"/>
-          <w:lang w:val="ru-RU"/>
+    </w:p>
+    <w:p>
+      <w:pPr>
+        <w:pStyle w:val="Normal"/>
+        <w:jc w:val="center"/>
+        <w:rPr>
+          <w:rFonts w:ascii="Times New Roman" w:hAnsi="Times New Roman"/>
+          <w:b/>
+          <w:bCs/>
+          <w:sz w:val="28"/>
+          <w:szCs w:val="28"/>
+          <w:lang w:val="ru-RU"/>
+        </w:rPr>
+      </w:pPr>
+      <w:r>
+        <w:rPr>
+          <w:rFonts w:ascii="Times New Roman" w:hAnsi="Times New Roman"/>
+          <w:b/>
+          <w:bCs/>
+          <w:sz w:val="28"/>
+          <w:szCs w:val="28"/>
+          <w:lang w:val="ru-RU"/>
+        </w:rPr>
+        <w:t xml:space="preserve"> </w:t>
+      </w:r>
+    </w:p>
+    <w:p>
+      <w:pPr>
+        <w:pStyle w:val="Normal"/>
+        <w:jc w:val="center"/>
+        <w:rPr>
+          <w:rFonts w:ascii="Times New Roman" w:hAnsi="Times New Roman"/>
+          <w:b/>
+          <w:bCs/>
+          <w:sz w:val="28"/>
+          <w:szCs w:val="28"/>
+          <w:lang w:val="ru-RU"/>
+        </w:rPr>
+      </w:pPr>
+      <w:r>
+        <w:rPr>
+          <w:rFonts w:ascii="Times New Roman" w:hAnsi="Times New Roman"/>
+          <w:b/>
+          <w:bCs/>
+          <w:sz w:val="28"/>
+          <w:szCs w:val="28"/>
+          <w:lang w:val="ru-RU"/>
+        </w:rPr>
+      </w:r>
+    </w:p>
+    <w:p>
+      <w:pPr>
+        <w:pStyle w:val="Normal"/>
+        <w:jc w:val="center"/>
+        <w:rPr>
+          <w:rFonts w:ascii="Times New Roman" w:hAnsi="Times New Roman"/>
+          <w:b/>
+          <w:bCs/>
+          <w:sz w:val="28"/>
+          <w:szCs w:val="28"/>
+          <w:lang w:val="ru-RU"/>
+        </w:rPr>
+      </w:pPr>
+      <w:r>
+        <w:rPr>
+          <w:rFonts w:ascii="Times New Roman" w:hAnsi="Times New Roman"/>
+          <w:b/>
+          <w:bCs/>
+          <w:sz w:val="28"/>
+          <w:szCs w:val="28"/>
+          <w:lang w:val="ru-RU"/>
+        </w:rPr>
+      </w:r>
+    </w:p>
+    <w:p>
+      <w:pPr>
+        <w:pStyle w:val="Normal"/>
+        <w:jc w:val="center"/>
+        <w:rPr>
+          <w:rFonts w:ascii="Times New Roman" w:hAnsi="Times New Roman"/>
+          <w:b/>
+          <w:bCs/>
+          <w:sz w:val="28"/>
+          <w:szCs w:val="28"/>
+          <w:lang w:val="ru-RU"/>
+        </w:rPr>
+      </w:pPr>
+      <w:r>
+        <w:rPr>
+          <w:rFonts w:ascii="Times New Roman" w:hAnsi="Times New Roman"/>
+          <w:b/>
+          <w:bCs/>
+          <w:sz w:val="28"/>
+          <w:szCs w:val="28"/>
+          <w:lang w:val="ru-RU"/>
+        </w:rPr>
+      </w:r>
+    </w:p>
+    <w:p>
+      <w:pPr>
+        <w:pStyle w:val="Normal"/>
+        <w:jc w:val="center"/>
+        <w:rPr>
+          <w:rFonts w:ascii="Times New Roman" w:hAnsi="Times New Roman"/>
+          <w:b/>
+          <w:bCs/>
+          <w:sz w:val="28"/>
+          <w:szCs w:val="28"/>
+          <w:lang w:val="ru-RU"/>
+        </w:rPr>
+      </w:pPr>
+      <w:r>
+        <w:rPr>
+          <w:rFonts w:ascii="Times New Roman" w:hAnsi="Times New Roman"/>
+          <w:b/>
+          <w:bCs/>
+          <w:sz w:val="28"/>
+          <w:szCs w:val="28"/>
+          <w:lang w:val="ru-RU"/>
+        </w:rPr>
+      </w:r>
+    </w:p>
+    <w:p>
+      <w:pPr>
+        <w:pStyle w:val="Normal"/>
+        <w:jc w:val="center"/>
+        <w:rPr>
+          <w:rFonts w:ascii="Times New Roman" w:hAnsi="Times New Roman"/>
+          <w:b/>
+          <w:bCs/>
+          <w:sz w:val="28"/>
+          <w:szCs w:val="28"/>
+          <w:lang w:val="ru-RU"/>
+        </w:rPr>
+      </w:pPr>
+      <w:r>
+        <w:rPr>
+          <w:rFonts w:ascii="Times New Roman" w:hAnsi="Times New Roman"/>
+          <w:b/>
+          <w:bCs/>
+          <w:sz w:val="28"/>
+          <w:szCs w:val="28"/>
+          <w:lang w:val="ru-RU"/>
+        </w:rPr>
+      </w:r>
+    </w:p>
+    <w:p>
+      <w:pPr>
+        <w:pStyle w:val="Normal"/>
+        <w:jc w:val="center"/>
+        <w:rPr>
+          <w:rFonts w:ascii="Times New Roman" w:hAnsi="Times New Roman"/>
+          <w:b/>
+          <w:bCs/>
+          <w:sz w:val="28"/>
+          <w:szCs w:val="28"/>
+          <w:lang w:val="ru-RU"/>
+        </w:rPr>
+      </w:pPr>
+      <w:r>
+        <w:rPr>
+          <w:rFonts w:ascii="Times New Roman" w:hAnsi="Times New Roman"/>
+          <w:b/>
+          <w:bCs/>
+          <w:sz w:val="28"/>
+          <w:szCs w:val="28"/>
+          <w:lang w:val="ru-RU"/>
+        </w:rPr>
+      </w:r>
+    </w:p>
+    <w:p>
+      <w:pPr>
+        <w:pStyle w:val="Normal"/>
+        <w:jc w:val="center"/>
+        <w:rPr>
+          <w:rFonts w:ascii="Times New Roman" w:hAnsi="Times New Roman"/>
+          <w:b/>
+          <w:bCs/>
+          <w:sz w:val="28"/>
+          <w:szCs w:val="28"/>
+          <w:lang w:val="ru-RU"/>
+        </w:rPr>
+      </w:pPr>
+      <w:r>
+        <w:rPr>
+          <w:rFonts w:ascii="Times New Roman" w:hAnsi="Times New Roman"/>
+          <w:b/>
+          <w:bCs/>
+          <w:sz w:val="28"/>
+          <w:szCs w:val="28"/>
+          <w:lang w:val="ru-RU"/>
+        </w:rPr>
+      </w:r>
+    </w:p>
+    <w:p>
+      <w:pPr>
+        <w:pStyle w:val="Normal"/>
+        <w:jc w:val="center"/>
+        <w:rPr>
+          <w:rFonts w:ascii="Times New Roman" w:hAnsi="Times New Roman"/>
+          <w:b/>
+          <w:bCs/>
+          <w:sz w:val="28"/>
+          <w:szCs w:val="28"/>
+          <w:lang w:val="ru-RU"/>
+        </w:rPr>
+      </w:pPr>
+      <w:r>
+        <w:rPr>
+          <w:rFonts w:ascii="Times New Roman" w:hAnsi="Times New Roman"/>
+          <w:b/>
+          <w:bCs/>
+          <w:sz w:val="28"/>
+          <w:szCs w:val="28"/>
+          <w:lang w:val="ru-RU"/>
+        </w:rPr>
+      </w:r>
+    </w:p>
+    <w:p>
+      <w:pPr>
+        <w:pStyle w:val="Normal"/>
+        <w:jc w:val="center"/>
+        <w:rPr>
+          <w:rFonts w:ascii="Times New Roman" w:hAnsi="Times New Roman"/>
+          <w:b/>
+          <w:bCs/>
+          <w:sz w:val="28"/>
+          <w:szCs w:val="28"/>
+          <w:lang w:val="ru-RU"/>
+        </w:rPr>
+      </w:pPr>
+      <w:r>
+        <w:rPr>
+          <w:rFonts w:ascii="Times New Roman" w:hAnsi="Times New Roman"/>
+          <w:b/>
+          <w:bCs/>
+          <w:sz w:val="28"/>
+          <w:szCs w:val="28"/>
+          <w:lang w:val="ru-RU"/>
+        </w:rPr>
+      </w:r>
+    </w:p>
+    <w:p>
+      <w:pPr>
+        <w:pStyle w:val="Normal"/>
+        <w:jc w:val="center"/>
+        <w:rPr>
+          <w:rFonts w:ascii="Times New Roman" w:hAnsi="Times New Roman"/>
+          <w:b/>
+          <w:bCs/>
+          <w:sz w:val="28"/>
+          <w:szCs w:val="28"/>
+          <w:lang w:val="ru-RU"/>
+        </w:rPr>
+      </w:pPr>
+      <w:r>
+        <w:rPr>
+          <w:rFonts w:ascii="Times New Roman" w:hAnsi="Times New Roman"/>
+          <w:b/>
+          <w:bCs/>
+          <w:sz w:val="28"/>
+          <w:szCs w:val="28"/>
+          <w:lang w:val="ru-RU"/>
+        </w:rPr>
+      </w:r>
+    </w:p>
+    <w:p>
+      <w:pPr>
+        <w:pStyle w:val="Normal"/>
+        <w:jc w:val="center"/>
+        <w:rPr>
+          <w:rFonts w:ascii="Times New Roman" w:hAnsi="Times New Roman"/>
+          <w:b/>
+          <w:bCs/>
+          <w:sz w:val="28"/>
+          <w:szCs w:val="28"/>
+          <w:lang w:val="ru-RU"/>
+        </w:rPr>
+      </w:pPr>
+      <w:r>
+        <w:rPr>
+          <w:rFonts w:ascii="Times New Roman" w:hAnsi="Times New Roman"/>
+          <w:b/>
+          <w:bCs/>
+          <w:sz w:val="28"/>
+          <w:szCs w:val="28"/>
+          <w:lang w:val="ru-RU"/>
+        </w:rPr>
+      </w:r>
+    </w:p>
+    <w:p>
+      <w:pPr>
+        <w:pStyle w:val="Normal"/>
+        <w:jc w:val="center"/>
+        <w:rPr>
+          <w:rFonts w:ascii="Times New Roman" w:hAnsi="Times New Roman"/>
+          <w:b/>
+          <w:bCs/>
+          <w:sz w:val="28"/>
+          <w:szCs w:val="28"/>
+          <w:lang w:val="ru-RU"/>
+        </w:rPr>
+      </w:pPr>
+      <w:r>
+        <w:rPr>
+          <w:rFonts w:ascii="Times New Roman" w:hAnsi="Times New Roman"/>
+          <w:b/>
+          <w:bCs/>
+          <w:sz w:val="28"/>
+          <w:szCs w:val="28"/>
+          <w:lang w:val="ru-RU"/>
+        </w:rPr>
+      </w:r>
+    </w:p>
+    <w:p>
+      <w:pPr>
+        <w:pStyle w:val="Normal"/>
+        <w:jc w:val="center"/>
+        <w:rPr>
+          <w:rFonts w:ascii="Times New Roman" w:hAnsi="Times New Roman"/>
+          <w:b/>
+          <w:bCs/>
+          <w:sz w:val="28"/>
+          <w:szCs w:val="28"/>
+          <w:lang w:val="ru-RU"/>
+        </w:rPr>
+      </w:pPr>
+      <w:r>
+        <w:rPr>
+          <w:rFonts w:ascii="Times New Roman" w:hAnsi="Times New Roman"/>
+          <w:b/>
+          <w:bCs/>
+          <w:sz w:val="28"/>
+          <w:szCs w:val="28"/>
+          <w:lang w:val="ru-RU"/>
+        </w:rPr>
+      </w:r>
+    </w:p>
+    <w:p>
+      <w:pPr>
+        <w:pStyle w:val="Normal"/>
+        <w:jc w:val="center"/>
+        <w:rPr>
+          <w:rFonts w:ascii="Times New Roman" w:hAnsi="Times New Roman"/>
+          <w:b/>
+          <w:bCs/>
+          <w:sz w:val="28"/>
+          <w:szCs w:val="28"/>
+          <w:lang w:val="ru-RU"/>
+        </w:rPr>
+      </w:pPr>
+      <w:r>
+        <w:rPr>
+          <w:rFonts w:ascii="Times New Roman" w:hAnsi="Times New Roman"/>
+          <w:b/>
+          <w:bCs/>
+          <w:sz w:val="28"/>
+          <w:szCs w:val="28"/>
+          <w:lang w:val="ru-RU"/>
+        </w:rPr>
+      </w:r>
+    </w:p>
+    <w:p>
+      <w:pPr>
+        <w:pStyle w:val="Normal"/>
+        <w:jc w:val="center"/>
+        <w:rPr>
+          <w:rFonts w:ascii="Times New Roman" w:hAnsi="Times New Roman"/>
+          <w:b/>
+          <w:bCs/>
+          <w:sz w:val="28"/>
+          <w:szCs w:val="28"/>
+          <w:lang w:val="ru-RU"/>
+        </w:rPr>
+      </w:pPr>
+      <w:r>
+        <w:rPr>
+          <w:rFonts w:ascii="Times New Roman" w:hAnsi="Times New Roman"/>
+          <w:b/>
+          <w:bCs/>
+          <w:sz w:val="28"/>
+          <w:szCs w:val="28"/>
+          <w:lang w:val="ru-RU"/>
+        </w:rPr>
+      </w:r>
+    </w:p>
+    <w:p>
+      <w:pPr>
+        <w:pStyle w:val="Normal"/>
+        <w:jc w:val="center"/>
+        <w:rPr>
+          <w:rFonts w:ascii="Times New Roman" w:hAnsi="Times New Roman"/>
+          <w:b/>
+          <w:bCs/>
+          <w:sz w:val="28"/>
+          <w:szCs w:val="28"/>
+          <w:lang w:val="ru-RU"/>
+        </w:rPr>
+      </w:pPr>
+      <w:r>
+        <w:rPr>
+          <w:rFonts w:ascii="Times New Roman" w:hAnsi="Times New Roman"/>
+          <w:b/>
+          <w:bCs/>
+          <w:sz w:val="28"/>
+          <w:szCs w:val="28"/>
+          <w:lang w:val="ru-RU"/>
+        </w:rPr>
+      </w:r>
+    </w:p>
+    <w:p>
+      <w:pPr>
+        <w:pStyle w:val="Normal"/>
+        <w:jc w:val="center"/>
+        <w:rPr>
+          <w:rFonts w:ascii="Times New Roman" w:hAnsi="Times New Roman"/>
+          <w:b/>
+          <w:bCs/>
+          <w:sz w:val="28"/>
+          <w:szCs w:val="28"/>
+          <w:lang w:val="ru-RU"/>
+        </w:rPr>
+      </w:pPr>
+      <w:r>
+        <w:rPr>
+          <w:rFonts w:ascii="Times New Roman" w:hAnsi="Times New Roman"/>
+          <w:b/>
+          <w:bCs/>
+          <w:sz w:val="28"/>
+          <w:szCs w:val="28"/>
+          <w:lang w:val="ru-RU"/>
+        </w:rPr>
+      </w:r>
+    </w:p>
+    <w:p>
+      <w:pPr>
+        <w:pStyle w:val="Normal"/>
+        <w:jc w:val="center"/>
+        <w:rPr>
+          <w:rFonts w:ascii="Times New Roman" w:hAnsi="Times New Roman"/>
+          <w:b/>
+          <w:bCs/>
+          <w:sz w:val="28"/>
+          <w:szCs w:val="28"/>
+          <w:lang w:val="ru-RU"/>
+        </w:rPr>
+      </w:pPr>
+      <w:r>
+        <w:rPr>
+          <w:rFonts w:ascii="Times New Roman" w:hAnsi="Times New Roman"/>
+          <w:b/>
+          <w:bCs/>
+          <w:sz w:val="28"/>
+          <w:szCs w:val="28"/>
+          <w:lang w:val="ru-RU"/>
+        </w:rPr>
+      </w:r>
+    </w:p>
+    <w:p>
+      <w:pPr>
+        <w:pStyle w:val="Normal"/>
+        <w:jc w:val="center"/>
+        <w:rPr>
+          <w:rFonts w:ascii="Times New Roman" w:hAnsi="Times New Roman"/>
+          <w:b/>
+          <w:bCs/>
+          <w:sz w:val="28"/>
+          <w:szCs w:val="28"/>
+          <w:lang w:val="ru-RU"/>
+        </w:rPr>
+      </w:pPr>
+      <w:r>
+        <w:rPr>
+          <w:rFonts w:ascii="Times New Roman" w:hAnsi="Times New Roman"/>
+          <w:b/>
+          <w:bCs/>
+          <w:sz w:val="28"/>
+          <w:szCs w:val="28"/>
+          <w:lang w:val="ru-RU"/>
+        </w:rPr>
+      </w:r>
+    </w:p>
+    <w:p>
+      <w:pPr>
+        <w:pStyle w:val="Normal"/>
+        <w:jc w:val="center"/>
+        <w:rPr>
+          <w:rFonts w:ascii="Times New Roman" w:hAnsi="Times New Roman"/>
+          <w:b/>
+          <w:bCs/>
+          <w:sz w:val="28"/>
+          <w:szCs w:val="28"/>
+          <w:lang w:val="ru-RU"/>
+        </w:rPr>
+      </w:pPr>
+      <w:r>
+        <w:rPr>
+          <w:rFonts w:ascii="Times New Roman" w:hAnsi="Times New Roman"/>
+          <w:b/>
+          <w:bCs/>
+          <w:sz w:val="28"/>
+          <w:szCs w:val="28"/>
+          <w:lang w:val="ru-RU"/>
+        </w:rPr>
+      </w:r>
+    </w:p>
+    <w:p>
+      <w:pPr>
+        <w:pStyle w:val="Normal"/>
+        <w:jc w:val="center"/>
+        <w:rPr>
+          <w:rFonts w:ascii="Times New Roman" w:hAnsi="Times New Roman"/>
+          <w:b/>
+          <w:bCs/>
+          <w:sz w:val="28"/>
+          <w:szCs w:val="28"/>
+          <w:lang w:val="ru-RU"/>
+        </w:rPr>
+      </w:pPr>
+      <w:r>
+        <w:rPr>
+          <w:rFonts w:ascii="Times New Roman" w:hAnsi="Times New Roman"/>
+          <w:b/>
+          <w:bCs/>
+          <w:sz w:val="28"/>
+          <w:szCs w:val="28"/>
+          <w:lang w:val="ru-RU"/>
+        </w:rPr>
+      </w:r>
+    </w:p>
+    <w:p>
+      <w:pPr>
+        <w:pStyle w:val="Normal"/>
+        <w:jc w:val="center"/>
+        <w:rPr>
+          <w:rFonts w:ascii="Times New Roman" w:hAnsi="Times New Roman"/>
+          <w:b/>
+          <w:bCs/>
+          <w:sz w:val="28"/>
+          <w:szCs w:val="28"/>
+          <w:lang w:val="ru-RU"/>
+        </w:rPr>
+      </w:pPr>
+      <w:r>
+        <w:rPr>
+          <w:rFonts w:ascii="Times New Roman" w:hAnsi="Times New Roman"/>
+          <w:b/>
+          <w:bCs/>
+          <w:sz w:val="28"/>
+          <w:szCs w:val="28"/>
+          <w:lang w:val="ru-RU"/>
+        </w:rPr>
+        <w:t xml:space="preserve">5. </w:t>
+      </w:r>
+      <w:r>
+        <w:rPr>
+          <w:rFonts w:ascii="Times New Roman" w:hAnsi="Times New Roman"/>
+          <w:b/>
+          <w:bCs/>
+          <w:sz w:val="28"/>
+          <w:szCs w:val="28"/>
+          <w:lang w:val="ru-RU"/>
+        </w:rPr>
+        <w:t>РЕЗУЛЬТАТЫ РАБОТЫ ПРОГРАММЫ</w:t>
+      </w:r>
+    </w:p>
+    <w:p>
+      <w:pPr>
+        <w:pStyle w:val="Normal"/>
+        <w:jc w:val="center"/>
+        <w:rPr>
+          <w:rFonts w:ascii="Times New Roman" w:hAnsi="Times New Roman"/>
+          <w:sz w:val="28"/>
+          <w:szCs w:val="28"/>
+          <w:lang w:val="ru-RU"/>
+        </w:rPr>
+      </w:pPr>
+      <w:r>
+        <w:rPr>
+          <w:rFonts w:ascii="Times New Roman" w:hAnsi="Times New Roman"/>
+          <w:sz w:val="28"/>
+          <w:szCs w:val="28"/>
+          <w:lang w:val="ru-RU"/>
+        </w:rPr>
+      </w:r>
+    </w:p>
+    <w:p>
+      <w:pPr>
+        <w:pStyle w:val="Normal"/>
+        <w:jc w:val="center"/>
+        <w:rPr>
+          <w:rFonts w:ascii="Times New Roman" w:hAnsi="Times New Roman"/>
         </w:rPr>
       </w:pPr>
       <w:r>
@@ -1743,7 +2567,7 @@
           <w:lang w:val="ru-RU"/>
         </w:rPr>
         <w:drawing>
-          <wp:anchor behindDoc="0" distT="0" distB="0" distL="0" distR="0" simplePos="0" locked="0" layoutInCell="0" allowOverlap="1" relativeHeight="4">
+          <wp:anchor behindDoc="0" distT="0" distB="0" distL="0" distR="0" simplePos="0" locked="0" layoutInCell="0" allowOverlap="1" relativeHeight="3">
             <wp:simplePos x="0" y="0"/>
             <wp:positionH relativeFrom="column">
               <wp:align>center</wp:align>
@@ -1754,7 +2578,7 @@
             <wp:extent cx="2819400" cy="2162175"/>
             <wp:effectExtent l="0" t="0" r="0" b="0"/>
             <wp:wrapSquare wrapText="largest"/>
-            <wp:docPr id="5" name="Изображение2" descr="" title=""/>
+            <wp:docPr id="7" name="Изображение2" descr="" title=""/>
             <wp:cNvGraphicFramePr>
               <a:graphicFrameLocks xmlns:a="http://schemas.openxmlformats.org/drawingml/2006/main" noChangeAspect="1"/>
             </wp:cNvGraphicFramePr>
@@ -1762,13 +2586,13 @@
               <a:graphicData uri="http://schemas.openxmlformats.org/drawingml/2006/picture">
                 <pic:pic xmlns:pic="http://schemas.openxmlformats.org/drawingml/2006/picture">
                   <pic:nvPicPr>
-                    <pic:cNvPr id="5" name="Изображение2" descr="" title=""/>
+                    <pic:cNvPr id="7" name="Изображение2" descr="" title=""/>
                     <pic:cNvPicPr>
                       <a:picLocks noChangeAspect="1" noChangeArrowheads="1"/>
                     </pic:cNvPicPr>
                   </pic:nvPicPr>
                   <pic:blipFill>
-                    <a:blip r:embed="rId6"/>
+                    <a:blip r:embed="rId8"/>
                     <a:stretch>
                       <a:fillRect/>
                     </a:stretch>
@@ -2024,23 +2848,51 @@
         <w:jc w:val="center"/>
         <w:rPr>
           <w:rFonts w:ascii="Times New Roman" w:hAnsi="Times New Roman"/>
-          <w:b/>
-          <w:bCs/>
-          <w:sz w:val="28"/>
-          <w:szCs w:val="28"/>
-          <w:lang w:val="ru-RU"/>
-        </w:rPr>
-      </w:pPr>
-      <w:r>
-        <w:rPr>
-          <w:rFonts w:ascii="Times New Roman" w:hAnsi="Times New Roman"/>
-          <w:b/>
-          <w:bCs/>
-          <w:sz w:val="28"/>
-          <w:szCs w:val="28"/>
-          <w:lang w:val="ru-RU"/>
-        </w:rPr>
-        <w:t>Задание 2</w:t>
+        </w:rPr>
+      </w:pPr>
+      <w:r>
+        <w:rPr>
+          <w:rFonts w:ascii="Times New Roman" w:hAnsi="Times New Roman"/>
+          <w:b/>
+          <w:bCs/>
+          <w:sz w:val="28"/>
+          <w:szCs w:val="28"/>
+          <w:lang w:val="ru-RU"/>
+        </w:rPr>
+        <w:t xml:space="preserve">Задание 2 </w:t>
+      </w:r>
+      <w:r>
+        <w:rPr>
+          <w:rFonts w:ascii="Times New Roman" w:hAnsi="Times New Roman"/>
+          <w:b/>
+          <w:bCs/>
+          <w:sz w:val="28"/>
+          <w:szCs w:val="28"/>
+          <w:lang w:val="en-US"/>
+        </w:rPr>
+        <w:t xml:space="preserve">( </w:t>
+      </w:r>
+      <w:r>
+        <w:rPr>
+          <w:rFonts w:ascii="Times New Roman" w:hAnsi="Times New Roman"/>
+          <w:b/>
+          <w:bCs/>
+          <w:sz w:val="28"/>
+          <w:szCs w:val="28"/>
+          <w:lang w:val="ru-RU"/>
+        </w:rPr>
+        <w:t xml:space="preserve">Результаты при значениях </w:t>
+      </w:r>
+      <w:r>
+        <w:rPr>
+          <w:rFonts w:ascii="Times New Roman" w:hAnsi="Times New Roman"/>
+          <w:b/>
+          <w:bCs/>
+          <w:sz w:val="28"/>
+          <w:szCs w:val="28"/>
+          <w:lang w:val="en-US"/>
+        </w:rPr>
+        <w:t>n=10, m=2)</w:t>
       </w:r>
     </w:p>
     <w:p>
@@ -2062,7 +2914,7 @@
           <w:lang w:val="ru-RU"/>
         </w:rPr>
         <w:drawing>
-          <wp:anchor behindDoc="0" distT="0" distB="0" distL="0" distR="0" simplePos="0" locked="0" layoutInCell="0" allowOverlap="1" relativeHeight="3">
+          <wp:anchor behindDoc="0" distT="0" distB="0" distL="0" distR="0" simplePos="0" locked="0" layoutInCell="0" allowOverlap="1" relativeHeight="2">
             <wp:simplePos x="0" y="0"/>
             <wp:positionH relativeFrom="column">
               <wp:align>center</wp:align>
@@ -2073,7 +2925,7 @@
             <wp:extent cx="2238375" cy="523875"/>
             <wp:effectExtent l="0" t="0" r="0" b="0"/>
             <wp:wrapSquare wrapText="largest"/>
-            <wp:docPr id="6" name="Изображение4" descr="" title=""/>
+            <wp:docPr id="8" name="Изображение4" descr="" title=""/>
             <wp:cNvGraphicFramePr>
               <a:graphicFrameLocks xmlns:a="http://schemas.openxmlformats.org/drawingml/2006/main" noChangeAspect="1"/>
             </wp:cNvGraphicFramePr>
@@ -2081,13 +2933,13 @@
               <a:graphicData uri="http://schemas.openxmlformats.org/drawingml/2006/picture">
                 <pic:pic xmlns:pic="http://schemas.openxmlformats.org/drawingml/2006/picture">
                   <pic:nvPicPr>
-                    <pic:cNvPr id="6" name="Изображение4" descr="" title=""/>
+                    <pic:cNvPr id="8" name="Изображение4" descr="" title=""/>
                     <pic:cNvPicPr>
                       <a:picLocks noChangeAspect="1" noChangeArrowheads="1"/>
                     </pic:cNvPicPr>
                   </pic:nvPicPr>
                   <pic:blipFill>
-                    <a:blip r:embed="rId7"/>
+                    <a:blip r:embed="rId9"/>
                     <a:stretch>
                       <a:fillRect/>
                     </a:stretch>
@@ -2139,23 +2991,29 @@
         <w:jc w:val="center"/>
         <w:rPr>
           <w:rFonts w:ascii="Times New Roman" w:hAnsi="Times New Roman"/>
-          <w:b/>
-          <w:bCs/>
-          <w:sz w:val="28"/>
-          <w:szCs w:val="28"/>
-          <w:lang w:val="ru-RU"/>
-        </w:rPr>
-      </w:pPr>
-      <w:r>
-        <w:rPr>
-          <w:rFonts w:ascii="Times New Roman" w:hAnsi="Times New Roman"/>
-          <w:b/>
-          <w:bCs/>
-          <w:sz w:val="28"/>
-          <w:szCs w:val="28"/>
-          <w:lang w:val="ru-RU"/>
-        </w:rPr>
-        <w:t>6. Анализ результатов</w:t>
+        </w:rPr>
+      </w:pPr>
+      <w:r>
+        <w:rPr>
+          <w:rFonts w:ascii="Times New Roman" w:hAnsi="Times New Roman"/>
+          <w:b/>
+          <w:bCs/>
+          <w:sz w:val="28"/>
+          <w:szCs w:val="28"/>
+          <w:lang w:val="ru-RU"/>
+        </w:rPr>
+        <w:t xml:space="preserve">6. </w:t>
+      </w:r>
+      <w:r>
+        <w:rPr>
+          <w:rFonts w:ascii="Times New Roman" w:hAnsi="Times New Roman"/>
+          <w:b/>
+          <w:bCs/>
+          <w:sz w:val="28"/>
+          <w:szCs w:val="28"/>
+          <w:lang w:val="ru-RU"/>
+        </w:rPr>
+        <w:t>АНАЛИЗ РЕЗУЛЬТАТОВ</w:t>
       </w:r>
     </w:p>
     <w:p>
@@ -2184,19 +3042,168 @@
         <w:jc w:val="start"/>
         <w:rPr>
           <w:rFonts w:ascii="Times New Roman" w:hAnsi="Times New Roman"/>
-          <w:sz w:val="28"/>
-          <w:szCs w:val="28"/>
-          <w:lang w:val="ru-RU"/>
-        </w:rPr>
-      </w:pPr>
-      <w:r>
-        <w:rPr>
-          <w:rFonts w:ascii="Times New Roman" w:hAnsi="Times New Roman"/>
+          <w:b/>
+          <w:bCs/>
+        </w:rPr>
+      </w:pPr>
+      <w:r>
+        <w:rPr>
+          <w:rFonts w:ascii="Times New Roman" w:hAnsi="Times New Roman"/>
+          <w:b/>
+          <w:bCs/>
           <w:sz w:val="28"/>
           <w:szCs w:val="28"/>
           <w:lang w:val="ru-RU"/>
         </w:rPr>
         <w:t>Задание 1:</w:t>
+      </w:r>
+    </w:p>
+    <w:p>
+      <w:pPr>
+        <w:pStyle w:val="Normal"/>
+        <w:numPr>
+          <w:ilvl w:val="0"/>
+          <w:numId w:val="4"/>
+        </w:numPr>
+        <w:jc w:val="start"/>
+        <w:rPr/>
+      </w:pPr>
+      <w:r>
+        <w:rPr>
+          <w:rFonts w:ascii="Times New Roman" w:hAnsi="Times New Roman"/>
+          <w:sz w:val="28"/>
+          <w:szCs w:val="28"/>
+          <w:lang w:val="ru-RU"/>
+        </w:rPr>
+        <w:t>Ручное аналитическое решение показывает, что итоговый результат выражения при должен быть равен 1, так как после раскрытия скобок числитель и знаменатель становятся полностью одинаковыми. Но при расчетах с типом float программа выдает неверный ответ (1.280000).</w:t>
+        <w:br/>
+        <w:t xml:space="preserve">Это связано с ограниченной точностью типа float, который может хранить всего около 7 значащих цифр. Когда мы возводим </w:t>
+      </w:r>
+      <w:r>
+        <w:rPr>
+          <w:rFonts w:ascii="Times New Roman" w:hAnsi="Times New Roman"/>
+          <w:sz w:val="28"/>
+          <w:szCs w:val="28"/>
+          <w:lang w:val="en-US"/>
+        </w:rPr>
+        <w:t>a = 1000</w:t>
+      </w:r>
+      <w:r>
+        <w:rPr>
+          <w:rFonts w:ascii="Times New Roman" w:hAnsi="Times New Roman"/>
+          <w:sz w:val="28"/>
+          <w:szCs w:val="28"/>
+          <w:lang w:val="ru-RU"/>
+        </w:rPr>
+        <w:t xml:space="preserve"> в куб, числа перешагивают за отметку в миллиард 10</w:t>
+      </w:r>
+      <w:r>
+        <w:rPr>
+          <w:rFonts w:ascii="Times New Roman" w:hAnsi="Times New Roman"/>
+          <w:sz w:val="28"/>
+          <w:szCs w:val="28"/>
+          <w:vertAlign w:val="superscript"/>
+          <w:lang w:val="en-US"/>
+        </w:rPr>
+        <w:t>9</w:t>
+      </w:r>
+      <w:r>
+        <w:rPr>
+          <w:rFonts w:ascii="Times New Roman" w:hAnsi="Times New Roman"/>
+          <w:sz w:val="28"/>
+          <w:szCs w:val="28"/>
+          <w:lang w:val="ru-RU"/>
+        </w:rPr>
+        <w:t>. На таких масштабах минимальный «шаг», который в принципе способен заметить тип float, становится равен 64. Из-за этого число (a+b)</w:t>
+      </w:r>
+      <w:r>
+        <w:rPr>
+          <w:rFonts w:ascii="Times New Roman" w:hAnsi="Times New Roman"/>
+          <w:sz w:val="28"/>
+          <w:szCs w:val="28"/>
+          <w:vertAlign w:val="superscript"/>
+          <w:lang w:val="ru-RU"/>
+        </w:rPr>
+        <w:t>3</w:t>
+      </w:r>
+      <w:r>
+        <w:rPr>
+          <w:rFonts w:ascii="Times New Roman" w:hAnsi="Times New Roman"/>
+          <w:sz w:val="28"/>
+          <w:szCs w:val="28"/>
+          <w:lang w:val="ru-RU"/>
+        </w:rPr>
+        <w:t xml:space="preserve">, которое должно быть равно 1000000300.00003, компьютер вынужден округлить до ближайшего доступного ему значения - 1000000384.000000. При последующем вычитании </w:t>
+      </w:r>
+      <w:r>
+        <w:rPr>
+          <w:rFonts w:ascii="Times New Roman" w:hAnsi="Times New Roman"/>
+          <w:sz w:val="28"/>
+          <w:szCs w:val="28"/>
+          <w:lang w:val="en-US"/>
+        </w:rPr>
+        <w:t>a</w:t>
+      </w:r>
+      <w:r>
+        <w:rPr>
+          <w:rFonts w:ascii="Times New Roman" w:hAnsi="Times New Roman"/>
+          <w:sz w:val="28"/>
+          <w:szCs w:val="28"/>
+          <w:vertAlign w:val="superscript"/>
+          <w:lang w:val="en-US"/>
+        </w:rPr>
+        <w:t>3</w:t>
+      </w:r>
+      <w:r>
+        <w:rPr>
+          <w:rFonts w:ascii="Times New Roman" w:hAnsi="Times New Roman"/>
+          <w:sz w:val="28"/>
+          <w:szCs w:val="28"/>
+          <w:lang w:val="ru-RU"/>
+        </w:rPr>
+        <w:t xml:space="preserve"> теряется точность при вычитании близких больших чисел: в переменную num1_f записывается 384 вместо </w:t>
+      </w:r>
+      <w:r>
+        <w:rPr>
+          <w:rFonts w:ascii="Times New Roman" w:hAnsi="Times New Roman"/>
+          <w:sz w:val="28"/>
+          <w:szCs w:val="28"/>
+          <w:lang w:val="en-US"/>
+        </w:rPr>
+        <w:t>п</w:t>
+      </w:r>
+      <w:r>
+        <w:rPr>
+          <w:rFonts w:ascii="Times New Roman" w:hAnsi="Times New Roman"/>
+          <w:sz w:val="28"/>
+          <w:szCs w:val="28"/>
+          <w:lang w:val="ru-RU"/>
+        </w:rPr>
+        <w:t>равильных 300.</w:t>
+        <w:br/>
+        <w:t>Тип данных double за счет выделения большего объема памяти хранит около 16 значащих цифр. Этой точности полностью хватает, чтобы не потерять точность при вычислении разницы между кубами, значения которых достигают миллиарда, поэтому в переменной ans_d мы получаем верный результат — 1.000000.</w:t>
+      </w:r>
+    </w:p>
+    <w:p>
+      <w:pPr>
+        <w:pStyle w:val="Normal"/>
+        <w:jc w:val="start"/>
+        <w:rPr>
+          <w:rFonts w:ascii="Times New Roman" w:hAnsi="Times New Roman"/>
+          <w:b/>
+          <w:bCs/>
+        </w:rPr>
+      </w:pPr>
+      <w:r>
+        <w:rPr>
+          <w:rFonts w:ascii="Times New Roman" w:hAnsi="Times New Roman"/>
+          <w:b/>
+          <w:bCs/>
+          <w:sz w:val="28"/>
+          <w:szCs w:val="28"/>
+          <w:lang w:val="ru-RU"/>
+        </w:rPr>
+        <w:t>Задание 2:</w:t>
       </w:r>
     </w:p>
     <w:p>
@@ -2216,9 +3223,25 @@
           <w:szCs w:val="28"/>
           <w:lang w:val="ru-RU"/>
         </w:rPr>
-        <w:t>Ручное аналитическое решение показывает, что итоговый результат выражения при должен быть равен 1, так как после раскрытия скобок числитель и знаменатель становятся полностью одинаковыми. Но при расчетах с типом float программа выдает неверный ответ (1.280000).</w:t>
-        <w:br/>
-        <w:t xml:space="preserve">Это связано с ограниченной точностью типа float, который может хранить всего около 7 значащих цифр. Когда мы возводим </w:t>
+        <w:t xml:space="preserve">Результаты выполнения вычислений </w:t>
+      </w:r>
+      <w:r>
+        <w:rPr>
+          <w:rFonts w:ascii="Times New Roman" w:hAnsi="Times New Roman"/>
+          <w:sz w:val="28"/>
+          <w:szCs w:val="28"/>
+          <w:lang w:val="ru-RU"/>
+        </w:rPr>
+        <w:t>(</w:t>
+      </w:r>
+      <w:r>
+        <w:rPr>
+          <w:rFonts w:ascii="Times New Roman" w:hAnsi="Times New Roman"/>
+          <w:sz w:val="28"/>
+          <w:szCs w:val="28"/>
+          <w:lang w:val="ru-RU"/>
+        </w:rPr>
+        <w:t xml:space="preserve">при значениях </w:t>
       </w:r>
       <w:r>
         <w:rPr>
@@ -2227,169 +3250,156 @@
           <w:szCs w:val="28"/>
           <w:lang w:val="en-US"/>
         </w:rPr>
-        <w:t>a = 1000</w:t>
-      </w:r>
-      <w:r>
-        <w:rPr>
-          <w:rFonts w:ascii="Times New Roman" w:hAnsi="Times New Roman"/>
-          <w:sz w:val="28"/>
-          <w:szCs w:val="28"/>
-          <w:lang w:val="ru-RU"/>
-        </w:rPr>
-        <w:t xml:space="preserve"> в куб, числа перешагивают за отметку в миллиард 10</w:t>
-      </w:r>
-      <w:r>
-        <w:rPr>
-          <w:rFonts w:ascii="Times New Roman" w:hAnsi="Times New Roman"/>
-          <w:sz w:val="28"/>
-          <w:szCs w:val="28"/>
-          <w:vertAlign w:val="superscript"/>
-          <w:lang w:val="en-US"/>
-        </w:rPr>
-        <w:t>9</w:t>
-      </w:r>
-      <w:r>
-        <w:rPr>
-          <w:rFonts w:ascii="Times New Roman" w:hAnsi="Times New Roman"/>
-          <w:sz w:val="28"/>
-          <w:szCs w:val="28"/>
-          <w:lang w:val="ru-RU"/>
-        </w:rPr>
-        <w:t>. На таких масштабах минимальный «шаг», который в принципе способен заметить тип float, становится равен 64. Из-за этого число (a+b)</w:t>
-      </w:r>
-      <w:r>
-        <w:rPr>
-          <w:rFonts w:ascii="Times New Roman" w:hAnsi="Times New Roman"/>
-          <w:sz w:val="28"/>
-          <w:szCs w:val="28"/>
-          <w:vertAlign w:val="superscript"/>
-          <w:lang w:val="ru-RU"/>
-        </w:rPr>
-        <w:t>3</w:t>
-      </w:r>
-      <w:r>
-        <w:rPr>
-          <w:rFonts w:ascii="Times New Roman" w:hAnsi="Times New Roman"/>
-          <w:sz w:val="28"/>
-          <w:szCs w:val="28"/>
-          <w:lang w:val="ru-RU"/>
-        </w:rPr>
-        <w:t xml:space="preserve">, которое должно быть равно 1000000300.00003, компьютер вынужден округлить до ближайшего доступного ему значения - 1000000384.000000. При последующем вычитании </w:t>
-      </w:r>
-      <w:r>
-        <w:rPr>
-          <w:rFonts w:ascii="Times New Roman" w:hAnsi="Times New Roman"/>
-          <w:sz w:val="28"/>
-          <w:szCs w:val="28"/>
-          <w:lang w:val="en-US"/>
-        </w:rPr>
-        <w:t>a</w:t>
-      </w:r>
-      <w:r>
-        <w:rPr>
-          <w:rFonts w:ascii="Times New Roman" w:hAnsi="Times New Roman"/>
-          <w:sz w:val="28"/>
-          <w:szCs w:val="28"/>
-          <w:vertAlign w:val="superscript"/>
-          <w:lang w:val="en-US"/>
-        </w:rPr>
-        <w:t>3</w:t>
-      </w:r>
-      <w:r>
-        <w:rPr>
-          <w:rFonts w:ascii="Times New Roman" w:hAnsi="Times New Roman"/>
-          <w:sz w:val="28"/>
-          <w:szCs w:val="28"/>
-          <w:lang w:val="ru-RU"/>
-        </w:rPr>
-        <w:t xml:space="preserve"> теряется точность при вычитании близких больших чисел: в переменную num1_f записывается 384 вместо </w:t>
-      </w:r>
-      <w:r>
-        <w:rPr>
-          <w:rFonts w:ascii="Times New Roman" w:hAnsi="Times New Roman"/>
-          <w:sz w:val="28"/>
-          <w:szCs w:val="28"/>
-          <w:lang w:val="en-US"/>
-        </w:rPr>
-        <w:t>п</w:t>
-      </w:r>
-      <w:r>
-        <w:rPr>
-          <w:rFonts w:ascii="Times New Roman" w:hAnsi="Times New Roman"/>
-          <w:sz w:val="28"/>
-          <w:szCs w:val="28"/>
-          <w:lang w:val="ru-RU"/>
-        </w:rPr>
-        <w:t>равильных 300.</w:t>
-        <w:br/>
-        <w:t>Тип данных double за счет выделения большего объема памяти хранит около 16 значащих цифр. Этой точности полностью хватает, чтобы не потерять точность при вычислении разницы между кубами, значения которых достигают миллиарда, поэтому в переменной ans_d мы получаем верный результат — 1.000000.</w:t>
-      </w:r>
-    </w:p>
-    <w:p>
-      <w:pPr>
-        <w:pStyle w:val="Normal"/>
-        <w:numPr>
-          <w:ilvl w:val="0"/>
-          <w:numId w:val="0"/>
-        </w:numPr>
-        <w:ind w:hanging="0" w:start="720"/>
-        <w:jc w:val="start"/>
-        <w:rPr>
-          <w:rFonts w:ascii="Times New Roman" w:hAnsi="Times New Roman"/>
-          <w:sz w:val="28"/>
-          <w:szCs w:val="28"/>
-          <w:lang w:val="ru-RU"/>
-        </w:rPr>
-      </w:pPr>
-      <w:r>
-        <w:rPr>
-          <w:rFonts w:ascii="Times New Roman" w:hAnsi="Times New Roman"/>
-          <w:sz w:val="28"/>
-          <w:szCs w:val="28"/>
-          <w:lang w:val="ru-RU"/>
-        </w:rPr>
-      </w:r>
-    </w:p>
-    <w:p>
-      <w:pPr>
-        <w:pStyle w:val="Normal"/>
-        <w:jc w:val="start"/>
-        <w:rPr/>
-      </w:pPr>
-      <w:r>
-        <w:rPr>
-          <w:rFonts w:ascii="Times New Roman" w:hAnsi="Times New Roman"/>
-          <w:sz w:val="28"/>
-          <w:szCs w:val="28"/>
-          <w:lang w:val="ru-RU"/>
-        </w:rPr>
-        <w:t>Задание 2:</w:t>
-      </w:r>
-    </w:p>
-    <w:p>
-      <w:pPr>
-        <w:pStyle w:val="Normal"/>
-        <w:numPr>
-          <w:ilvl w:val="0"/>
-          <w:numId w:val="2"/>
-        </w:numPr>
-        <w:jc w:val="start"/>
-        <w:rPr/>
-      </w:pPr>
-      <w:r>
-        <w:rPr>
-          <w:rFonts w:ascii="Times New Roman" w:hAnsi="Times New Roman"/>
-          <w:sz w:val="28"/>
-          <w:szCs w:val="28"/>
-          <w:lang w:val="ru-RU"/>
-        </w:rPr>
-        <w:t>Результаты выполнения вычислений во второй программе напрямую связаны с правилами работы постфиксных операторов:</w:t>
+        <w:t>n=10, m=2</w:t>
+      </w:r>
+      <w:r>
+        <w:rPr>
+          <w:rFonts w:ascii="Times New Roman" w:hAnsi="Times New Roman"/>
+          <w:sz w:val="28"/>
+          <w:szCs w:val="28"/>
+          <w:lang w:val="ru-RU"/>
+        </w:rPr>
+        <w:t>)</w:t>
+      </w:r>
+      <w:r>
+        <w:rPr>
+          <w:rFonts w:ascii="Times New Roman" w:hAnsi="Times New Roman"/>
+          <w:sz w:val="28"/>
+          <w:szCs w:val="28"/>
+          <w:lang w:val="ru-RU"/>
+        </w:rPr>
+        <w:t xml:space="preserve"> во второй программе напрямую связаны с правилами работы постфиксных операторов:</w:t>
         <w:br/>
         <w:t>1. В выражении n++ * m оператор ++ стоит после переменной, поэтому он сначала возвращает старое значение n (10), и только потом увеличивает его. Программа считает произведение как 10*2=20. Уже после этого n становится равным 11.</w:t>
         <w:br/>
         <w:t>2. В выражении n++ &lt; m логика повторяется: для сравнения берется старое значение n=10. Логическое условие 10 &lt; 2 является неверным, поэтому в переменную ответа записывается 0 (false).</w:t>
         <w:br/>
         <w:t>3. В выражении m-- &gt; m левый операнд возвращает начальное значение m=2, после чего переменная внутри памяти уменьшается до 1. Когда очередь доходит до правой части выражения, там считывается уже новое, уменьшенное значение (1). В конце мы получаем сравнение 2 &gt; 1, что является истиной и результатом становится 1 (true).</w:t>
+      </w:r>
+    </w:p>
+    <w:p>
+      <w:pPr>
+        <w:pStyle w:val="Normal"/>
+        <w:jc w:val="start"/>
+        <w:rPr>
+          <w:rFonts w:ascii="Times New Roman" w:hAnsi="Times New Roman"/>
+          <w:sz w:val="28"/>
+          <w:szCs w:val="28"/>
+          <w:lang w:val="ru-RU"/>
+        </w:rPr>
+      </w:pPr>
+      <w:r>
+        <w:rPr>
+          <w:rFonts w:ascii="Times New Roman" w:hAnsi="Times New Roman"/>
+          <w:sz w:val="28"/>
+          <w:szCs w:val="28"/>
+          <w:lang w:val="ru-RU"/>
+        </w:rPr>
+      </w:r>
+    </w:p>
+    <w:p>
+      <w:pPr>
+        <w:pStyle w:val="Normal"/>
+        <w:jc w:val="start"/>
+        <w:rPr>
+          <w:rFonts w:ascii="Times New Roman" w:hAnsi="Times New Roman"/>
+          <w:b/>
+          <w:bCs/>
+          <w:sz w:val="28"/>
+          <w:szCs w:val="28"/>
+          <w:lang w:val="ru-RU"/>
+        </w:rPr>
+      </w:pPr>
+      <w:r>
+        <w:rPr>
+          <w:rFonts w:ascii="Times New Roman" w:hAnsi="Times New Roman"/>
+          <w:b/>
+          <w:bCs/>
+          <w:sz w:val="28"/>
+          <w:szCs w:val="28"/>
+          <w:lang w:val="ru-RU"/>
+        </w:rPr>
+        <w:t>Общий вывод:</w:t>
+      </w:r>
+    </w:p>
+    <w:p>
+      <w:pPr>
+        <w:pStyle w:val="Normal"/>
+        <w:numPr>
+          <w:ilvl w:val="0"/>
+          <w:numId w:val="2"/>
+        </w:numPr>
+        <w:jc w:val="start"/>
+        <w:rPr>
+          <w:rFonts w:ascii="Times New Roman" w:hAnsi="Times New Roman"/>
+          <w:sz w:val="28"/>
+          <w:szCs w:val="28"/>
+          <w:lang w:val="ru-RU"/>
+        </w:rPr>
+      </w:pPr>
+      <w:r>
+        <w:rPr>
+          <w:rFonts w:ascii="Times New Roman" w:hAnsi="Times New Roman"/>
+          <w:sz w:val="28"/>
+          <w:szCs w:val="28"/>
+          <w:lang w:val="ru-RU"/>
+        </w:rPr>
+        <w:t xml:space="preserve">В ходе выполнения лабораторной работы №1 были практически освоены базовые элементы программирования на языке C++, изучены принципы работы компилятора с памятью компьютера </w:t>
+      </w:r>
+      <w:r>
+        <w:rPr>
+          <w:rFonts w:ascii="Times New Roman" w:hAnsi="Times New Roman"/>
+          <w:sz w:val="28"/>
+          <w:szCs w:val="28"/>
+          <w:lang w:val="ru-RU"/>
+        </w:rPr>
+        <w:t xml:space="preserve">и </w:t>
+      </w:r>
+      <w:r>
+        <w:rPr>
+          <w:rFonts w:ascii="Times New Roman" w:hAnsi="Times New Roman"/>
+          <w:sz w:val="28"/>
+          <w:szCs w:val="28"/>
+          <w:lang w:val="ru-RU"/>
+        </w:rPr>
+        <w:t xml:space="preserve">написание корректного кода требует от программиста понимания не только логики алгоритма, но и </w:t>
+      </w:r>
+      <w:r>
+        <w:rPr>
+          <w:rFonts w:ascii="Times New Roman" w:hAnsi="Times New Roman"/>
+          <w:sz w:val="28"/>
+          <w:szCs w:val="28"/>
+          <w:lang w:val="ru-RU"/>
+        </w:rPr>
+        <w:t>особенностей</w:t>
+      </w:r>
+      <w:r>
+        <w:rPr>
+          <w:rFonts w:ascii="Times New Roman" w:hAnsi="Times New Roman"/>
+          <w:sz w:val="28"/>
+          <w:szCs w:val="28"/>
+          <w:lang w:val="ru-RU"/>
+        </w:rPr>
+        <w:t xml:space="preserve"> выбранных </w:t>
+      </w:r>
+      <w:r>
+        <w:rPr>
+          <w:rFonts w:ascii="Times New Roman" w:hAnsi="Times New Roman"/>
+          <w:sz w:val="28"/>
+          <w:szCs w:val="28"/>
+          <w:lang w:val="ru-RU"/>
+        </w:rPr>
+        <w:t xml:space="preserve">им </w:t>
+      </w:r>
+      <w:r>
+        <w:rPr>
+          <w:rFonts w:ascii="Times New Roman" w:hAnsi="Times New Roman"/>
+          <w:sz w:val="28"/>
+          <w:szCs w:val="28"/>
+          <w:lang w:val="ru-RU"/>
+        </w:rPr>
+        <w:t>типов данных.</w:t>
+        <w:br/>
       </w:r>
     </w:p>
     <w:sectPr>
@@ -2558,6 +3568,8 @@
       </w:pPr>
       <w:rPr>
         <w:rFonts w:ascii="Symbol" w:hAnsi="Symbol" w:cs="Symbol" w:hint="default"/>
+        <w:sz w:val="28"/>
+        <w:szCs w:val="28"/>
       </w:rPr>
     </w:lvl>
     <w:lvl w:ilvl="1">
@@ -2573,6 +3585,8 @@
       </w:pPr>
       <w:rPr>
         <w:rFonts w:ascii="Symbol" w:hAnsi="Symbol" w:cs="Symbol" w:hint="default"/>
+        <w:sz w:val="28"/>
+        <w:szCs w:val="28"/>
       </w:rPr>
     </w:lvl>
     <w:lvl w:ilvl="2">
@@ -2588,6 +3602,8 @@
       </w:pPr>
       <w:rPr>
         <w:rFonts w:ascii="Symbol" w:hAnsi="Symbol" w:cs="Symbol" w:hint="default"/>
+        <w:sz w:val="28"/>
+        <w:szCs w:val="28"/>
       </w:rPr>
     </w:lvl>
     <w:lvl w:ilvl="3">
@@ -2603,6 +3619,8 @@
       </w:pPr>
       <w:rPr>
         <w:rFonts w:ascii="Symbol" w:hAnsi="Symbol" w:cs="Symbol" w:hint="default"/>
+        <w:sz w:val="28"/>
+        <w:szCs w:val="28"/>
       </w:rPr>
     </w:lvl>
     <w:lvl w:ilvl="4">
@@ -2618,6 +3636,8 @@
       </w:pPr>
       <w:rPr>
         <w:rFonts w:ascii="Symbol" w:hAnsi="Symbol" w:cs="Symbol" w:hint="default"/>
+        <w:sz w:val="28"/>
+        <w:szCs w:val="28"/>
       </w:rPr>
     </w:lvl>
     <w:lvl w:ilvl="5">
@@ -2633,6 +3653,8 @@
       </w:pPr>
       <w:rPr>
         <w:rFonts w:ascii="Symbol" w:hAnsi="Symbol" w:cs="Symbol" w:hint="default"/>
+        <w:sz w:val="28"/>
+        <w:szCs w:val="28"/>
       </w:rPr>
     </w:lvl>
     <w:lvl w:ilvl="6">
@@ -2648,6 +3670,8 @@
       </w:pPr>
       <w:rPr>
         <w:rFonts w:ascii="Symbol" w:hAnsi="Symbol" w:cs="Symbol" w:hint="default"/>
+        <w:sz w:val="28"/>
+        <w:szCs w:val="28"/>
       </w:rPr>
     </w:lvl>
     <w:lvl w:ilvl="7">
@@ -2663,6 +3687,8 @@
       </w:pPr>
       <w:rPr>
         <w:rFonts w:ascii="Symbol" w:hAnsi="Symbol" w:cs="Symbol" w:hint="default"/>
+        <w:sz w:val="28"/>
+        <w:szCs w:val="28"/>
       </w:rPr>
     </w:lvl>
     <w:lvl w:ilvl="8">
@@ -2678,6 +3704,8 @@
       </w:pPr>
       <w:rPr>
         <w:rFonts w:ascii="Symbol" w:hAnsi="Symbol" w:cs="Symbol" w:hint="default"/>
+        <w:sz w:val="28"/>
+        <w:szCs w:val="28"/>
       </w:rPr>
     </w:lvl>
   </w:abstractNum>
@@ -2695,6 +3723,8 @@
       </w:pPr>
       <w:rPr>
         <w:rFonts w:ascii="Symbol" w:hAnsi="Symbol" w:cs="Symbol" w:hint="default"/>
+        <w:sz w:val="28"/>
+        <w:szCs w:val="28"/>
       </w:rPr>
     </w:lvl>
     <w:lvl w:ilvl="1">
@@ -2710,6 +3740,8 @@
       </w:pPr>
       <w:rPr>
         <w:rFonts w:ascii="Symbol" w:hAnsi="Symbol" w:cs="Symbol" w:hint="default"/>
+        <w:sz w:val="28"/>
+        <w:szCs w:val="28"/>
       </w:rPr>
     </w:lvl>
     <w:lvl w:ilvl="2">
@@ -2725,6 +3757,8 @@
       </w:pPr>
       <w:rPr>
         <w:rFonts w:ascii="Symbol" w:hAnsi="Symbol" w:cs="Symbol" w:hint="default"/>
+        <w:sz w:val="28"/>
+        <w:szCs w:val="28"/>
       </w:rPr>
     </w:lvl>
     <w:lvl w:ilvl="3">
@@ -2740,6 +3774,8 @@
       </w:pPr>
       <w:rPr>
         <w:rFonts w:ascii="Symbol" w:hAnsi="Symbol" w:cs="Symbol" w:hint="default"/>
+        <w:sz w:val="28"/>
+        <w:szCs w:val="28"/>
       </w:rPr>
     </w:lvl>
     <w:lvl w:ilvl="4">
@@ -2755,6 +3791,8 @@
       </w:pPr>
       <w:rPr>
         <w:rFonts w:ascii="Symbol" w:hAnsi="Symbol" w:cs="Symbol" w:hint="default"/>
+        <w:sz w:val="28"/>
+        <w:szCs w:val="28"/>
       </w:rPr>
     </w:lvl>
     <w:lvl w:ilvl="5">
@@ -2770,6 +3808,8 @@
       </w:pPr>
       <w:rPr>
         <w:rFonts w:ascii="Symbol" w:hAnsi="Symbol" w:cs="Symbol" w:hint="default"/>
+        <w:sz w:val="28"/>
+        <w:szCs w:val="28"/>
       </w:rPr>
     </w:lvl>
     <w:lvl w:ilvl="6">
@@ -2785,6 +3825,8 @@
       </w:pPr>
       <w:rPr>
         <w:rFonts w:ascii="Symbol" w:hAnsi="Symbol" w:cs="Symbol" w:hint="default"/>
+        <w:sz w:val="28"/>
+        <w:szCs w:val="28"/>
       </w:rPr>
     </w:lvl>
     <w:lvl w:ilvl="7">
@@ -2800,6 +3842,8 @@
       </w:pPr>
       <w:rPr>
         <w:rFonts w:ascii="Symbol" w:hAnsi="Symbol" w:cs="Symbol" w:hint="default"/>
+        <w:sz w:val="28"/>
+        <w:szCs w:val="28"/>
       </w:rPr>
     </w:lvl>
     <w:lvl w:ilvl="8">
@@ -2815,10 +3859,167 @@
       </w:pPr>
       <w:rPr>
         <w:rFonts w:ascii="Symbol" w:hAnsi="Symbol" w:cs="Symbol" w:hint="default"/>
+        <w:sz w:val="28"/>
+        <w:szCs w:val="28"/>
       </w:rPr>
     </w:lvl>
   </w:abstractNum>
   <w:abstractNum w:abstractNumId="4">
+    <w:lvl w:ilvl="0">
+      <w:start w:val="1"/>
+      <w:numFmt w:val="bullet"/>
+      <w:lvlText w:val=""/>
+      <w:lvlJc w:val="start"/>
+      <w:pPr>
+        <w:tabs>
+          <w:tab w:val="num" w:pos="720"/>
+        </w:tabs>
+        <w:ind w:start="720" w:hanging="360"/>
+      </w:pPr>
+      <w:rPr>
+        <w:rFonts w:ascii="Symbol" w:hAnsi="Symbol" w:cs="Symbol" w:hint="default"/>
+        <w:sz w:val="28"/>
+        <w:szCs w:val="28"/>
+      </w:rPr>
+    </w:lvl>
+    <w:lvl w:ilvl="1">
+      <w:start w:val="1"/>
+      <w:numFmt w:val="bullet"/>
+      <w:lvlText w:val=""/>
+      <w:lvlJc w:val="start"/>
+      <w:pPr>
+        <w:tabs>
+          <w:tab w:val="num" w:pos="1080"/>
+        </w:tabs>
+        <w:ind w:start="1080" w:hanging="360"/>
+      </w:pPr>
+      <w:rPr>
+        <w:rFonts w:ascii="Symbol" w:hAnsi="Symbol" w:cs="Symbol" w:hint="default"/>
+        <w:sz w:val="28"/>
+        <w:szCs w:val="28"/>
+      </w:rPr>
+    </w:lvl>
+    <w:lvl w:ilvl="2">
+      <w:start w:val="1"/>
+      <w:numFmt w:val="bullet"/>
+      <w:lvlText w:val=""/>
+      <w:lvlJc w:val="start"/>
+      <w:pPr>
+        <w:tabs>
+          <w:tab w:val="num" w:pos="1440"/>
+        </w:tabs>
+        <w:ind w:start="1440" w:hanging="360"/>
+      </w:pPr>
+      <w:rPr>
+        <w:rFonts w:ascii="Symbol" w:hAnsi="Symbol" w:cs="Symbol" w:hint="default"/>
+        <w:sz w:val="28"/>
+        <w:szCs w:val="28"/>
+      </w:rPr>
+    </w:lvl>
+    <w:lvl w:ilvl="3">
+      <w:start w:val="1"/>
+      <w:numFmt w:val="bullet"/>
+      <w:lvlText w:val=""/>
+      <w:lvlJc w:val="start"/>
+      <w:pPr>
+        <w:tabs>
+          <w:tab w:val="num" w:pos="1800"/>
+        </w:tabs>
+        <w:ind w:start="1800" w:hanging="360"/>
+      </w:pPr>
+      <w:rPr>
+        <w:rFonts w:ascii="Symbol" w:hAnsi="Symbol" w:cs="Symbol" w:hint="default"/>
+        <w:sz w:val="28"/>
+        <w:szCs w:val="28"/>
+      </w:rPr>
+    </w:lvl>
+    <w:lvl w:ilvl="4">
+      <w:start w:val="1"/>
+      <w:numFmt w:val="bullet"/>
+      <w:lvlText w:val=""/>
+      <w:lvlJc w:val="start"/>
+      <w:pPr>
+        <w:tabs>
+          <w:tab w:val="num" w:pos="2160"/>
+        </w:tabs>
+        <w:ind w:start="2160" w:hanging="360"/>
+      </w:pPr>
+      <w:rPr>
+        <w:rFonts w:ascii="Symbol" w:hAnsi="Symbol" w:cs="Symbol" w:hint="default"/>
+        <w:sz w:val="28"/>
+        <w:szCs w:val="28"/>
+      </w:rPr>
+    </w:lvl>
+    <w:lvl w:ilvl="5">
+      <w:start w:val="1"/>
+      <w:numFmt w:val="bullet"/>
+      <w:lvlText w:val=""/>
+      <w:lvlJc w:val="start"/>
+      <w:pPr>
+        <w:tabs>
+          <w:tab w:val="num" w:pos="2520"/>
+        </w:tabs>
+        <w:ind w:start="2520" w:hanging="360"/>
+      </w:pPr>
+      <w:rPr>
+        <w:rFonts w:ascii="Symbol" w:hAnsi="Symbol" w:cs="Symbol" w:hint="default"/>
+        <w:sz w:val="28"/>
+        <w:szCs w:val="28"/>
+      </w:rPr>
+    </w:lvl>
+    <w:lvl w:ilvl="6">
+      <w:start w:val="1"/>
+      <w:numFmt w:val="bullet"/>
+      <w:lvlText w:val=""/>
+      <w:lvlJc w:val="start"/>
+      <w:pPr>
+        <w:tabs>
+          <w:tab w:val="num" w:pos="2880"/>
+        </w:tabs>
+        <w:ind w:start="2880" w:hanging="360"/>
+      </w:pPr>
+      <w:rPr>
+        <w:rFonts w:ascii="Symbol" w:hAnsi="Symbol" w:cs="Symbol" w:hint="default"/>
+        <w:sz w:val="28"/>
+        <w:szCs w:val="28"/>
+      </w:rPr>
+    </w:lvl>
+    <w:lvl w:ilvl="7">
+      <w:start w:val="1"/>
+      <w:numFmt w:val="bullet"/>
+      <w:lvlText w:val=""/>
+      <w:lvlJc w:val="start"/>
+      <w:pPr>
+        <w:tabs>
+          <w:tab w:val="num" w:pos="3240"/>
+        </w:tabs>
+        <w:ind w:start="3240" w:hanging="360"/>
+      </w:pPr>
+      <w:rPr>
+        <w:rFonts w:ascii="Symbol" w:hAnsi="Symbol" w:cs="Symbol" w:hint="default"/>
+        <w:sz w:val="28"/>
+        <w:szCs w:val="28"/>
+      </w:rPr>
+    </w:lvl>
+    <w:lvl w:ilvl="8">
+      <w:start w:val="1"/>
+      <w:numFmt w:val="bullet"/>
+      <w:lvlText w:val=""/>
+      <w:lvlJc w:val="start"/>
+      <w:pPr>
+        <w:tabs>
+          <w:tab w:val="num" w:pos="3600"/>
+        </w:tabs>
+        <w:ind w:start="3600" w:hanging="360"/>
+      </w:pPr>
+      <w:rPr>
+        <w:rFonts w:ascii="Symbol" w:hAnsi="Symbol" w:cs="Symbol" w:hint="default"/>
+        <w:sz w:val="28"/>
+        <w:szCs w:val="28"/>
+      </w:rPr>
+    </w:lvl>
+  </w:abstractNum>
+  <w:abstractNum w:abstractNumId="5">
     <w:lvl w:ilvl="0">
       <w:start w:val="1"/>
       <w:numFmt w:val="none"/>
@@ -2948,6 +4149,9 @@
   </w:num>
   <w:num w:numId="4">
     <w:abstractNumId w:val="4"/>
+  </w:num>
+  <w:num w:numId="5">
+    <w:abstractNumId w:val="5"/>
   </w:num>
 </w:numbering>
 </file>
@@ -2976,7 +4180,7 @@
     <w:pPr>
       <w:widowControl/>
       <w:suppressAutoHyphens w:val="true"/>
-      <w:overflowPunct w:val="false"/>
+      <w:overflowPunct w:val="true"/>
       <w:bidi w:val="0"/>
       <w:spacing w:before="0" w:after="0"/>
       <w:jc w:val="start"/>
@@ -4424,36 +5628,38 @@
       <w:u w:val="none"/>
     </w:rPr>
   </w:style>
+  <w:style w:type="character" w:styleId="user">
+    <w:name w:val="Символ сноски (user)"/>
+    <w:qFormat/>
+    <w:rPr/>
+  </w:style>
+  <w:style w:type="character" w:styleId="user1">
+    <w:name w:val="Символ концевой сноски (user)"/>
+    <w:qFormat/>
+    <w:rPr/>
+  </w:style>
   <w:style w:type="character" w:styleId="Style15">
-    <w:name w:val="Символ сноски"/>
+    <w:name w:val="Исходный текст"/>
+    <w:qFormat/>
+    <w:rPr>
+      <w:rFonts w:ascii="Liberation Mono" w:hAnsi="Liberation Mono" w:eastAsia="NSimSun" w:cs="Liberation Mono"/>
+    </w:rPr>
+  </w:style>
+  <w:style w:type="character" w:styleId="Style16">
+    <w:name w:val="Маркеры"/>
+    <w:qFormat/>
+    <w:rPr>
+      <w:rFonts w:ascii="Liberation Serif" w:hAnsi="Liberation Serif" w:eastAsia="OpenSymbol" w:cs="OpenSymbol"/>
+      <w:sz w:val="28"/>
+      <w:szCs w:val="28"/>
+    </w:rPr>
+  </w:style>
+  <w:style w:type="character" w:styleId="Style17">
+    <w:name w:val="Символ нумерации"/>
     <w:qFormat/>
     <w:rPr/>
   </w:style>
-  <w:style w:type="character" w:styleId="Style16">
-    <w:name w:val="Символ концевой сноски"/>
-    <w:qFormat/>
-    <w:rPr/>
-  </w:style>
-  <w:style w:type="character" w:styleId="user">
-    <w:name w:val="Исходный текст (user)"/>
-    <w:qFormat/>
-    <w:rPr>
-      <w:rFonts w:ascii="Liberation Mono" w:hAnsi="Liberation Mono" w:eastAsia="NSimSun" w:cs="Liberation Mono"/>
-    </w:rPr>
-  </w:style>
-  <w:style w:type="character" w:styleId="user1">
-    <w:name w:val="Маркеры (user)"/>
-    <w:qFormat/>
-    <w:rPr>
-      <w:rFonts w:ascii="OpenSymbol" w:hAnsi="OpenSymbol" w:eastAsia="OpenSymbol" w:cs="OpenSymbol"/>
-    </w:rPr>
-  </w:style>
-  <w:style w:type="character" w:styleId="user2">
-    <w:name w:val="Символ нумерации (user)"/>
-    <w:qFormat/>
-    <w:rPr/>
-  </w:style>
-  <w:style w:type="paragraph" w:styleId="Style17">
+  <w:style w:type="paragraph" w:styleId="Style18">
     <w:name w:val="Заголовок"/>
     <w:basedOn w:val="Normal"/>
     <w:next w:val="BodyText"/>
@@ -4500,7 +5706,7 @@
       <w:szCs w:val="24"/>
     </w:rPr>
   </w:style>
-  <w:style w:type="paragraph" w:styleId="Style18">
+  <w:style w:type="paragraph" w:styleId="Style19">
     <w:name w:val="Указатель"/>
     <w:basedOn w:val="Normal"/>
     <w:qFormat/>
@@ -4511,7 +5717,7 @@
       <w:rFonts w:cs="Lucida Sans"/>
     </w:rPr>
   </w:style>
-  <w:style w:type="paragraph" w:styleId="user3">
+  <w:style w:type="paragraph" w:styleId="user2">
     <w:name w:val="Заголовок (user)"/>
     <w:basedOn w:val="Normal"/>
     <w:next w:val="BodyText"/>
@@ -4526,7 +5732,7 @@
       <w:szCs w:val="28"/>
     </w:rPr>
   </w:style>
-  <w:style w:type="paragraph" w:styleId="user4">
+  <w:style w:type="paragraph" w:styleId="user3">
     <w:name w:val="Указатель (user)"/>
     <w:basedOn w:val="Normal"/>
     <w:qFormat/>
